--- a/30-Ket-Qua/2026-10-21/Soan-Thao/DT-QD_Phe-duyet-De-an-Dang-kiem_lan-5_20261021_TrackChanges_v2.docx
+++ b/30-Ket-Qua/2026-10-21/Soan-Thao/DT-QD_Phe-duyet-De-an-Dang-kiem_lan-5_20261021_TrackChanges_v2.docx
@@ -1,6 +1,6 @@
 
 <file path=word/document.xml><?xml version="1.0" encoding="utf-8"?>
-<w:document xmlns:wpc="http://schemas.microsoft.com/office/word/2010/wordprocessingCanvas" xmlns:cx="http://schemas.microsoft.com/office/drawing/2014/chartex" xmlns:cx1="http://schemas.microsoft.com/office/drawing/2015/9/8/chartex" xmlns:cx2="http://schemas.microsoft.com/office/drawing/2015/10/21/chartex" xmlns:cx3="http://schemas.microsoft.com/office/drawing/2016/5/9/chartex" xmlns:cx4="http://schemas.microsoft.com/office/drawing/2016/5/10/chartex" xmlns:cx5="http://schemas.microsoft.com/office/drawing/2016/5/11/chartex" xmlns:cx6="http://schemas.microsoft.com/office/drawing/2016/5/12/chartex" xmlns:cx7="http://schemas.microsoft.com/office/drawing/2016/5/13/chartex" xmlns:cx8="http://schemas.microsoft.com/office/drawing/2016/5/14/chartex" xmlns:mc="http://schemas.openxmlformats.org/markup-compatibility/2006" xmlns:aink="http://schemas.microsoft.com/office/drawing/2016/ink" xmlns:am3d="http://schemas.microsoft.com/office/drawing/2017/model3d" xmlns:o="urn:schemas-microsoft-com:office:office" xmlns:oel="http://schemas.microsoft.com/office/2019/extlst" xmlns:r="http://schemas.openxmlformats.org/officeDocument/2006/relationships" xmlns:m="http://schemas.openxmlformats.org/officeDocument/2006/math" xmlns:v="urn:schemas-microsoft-com:vml" xmlns:wp14="http://schemas.microsoft.com/office/word/2010/wordprocessingDrawing" xmlns:wp="http://schemas.openxmlformats.org/drawingml/2006/wordprocessingDrawing" xmlns:w10="urn:schemas-microsoft-com:office:word" xmlns:w="http://schemas.openxmlformats.org/wordprocessingml/2006/main" xmlns:w14="http://schemas.microsoft.com/office/word/2010/wordml" xmlns:w15="http://schemas.microsoft.com/office/word/2012/wordml" xmlns:w16cex="http://schemas.microsoft.com/office/word/2018/wordml/cex" xmlns:w16cid="http://schemas.microsoft.com/office/word/2016/wordml/cid" xmlns:w16="http://schemas.microsoft.com/office/word/2018/wordml" xmlns:w16du="http://schemas.microsoft.com/office/word/2023/wordml/word16du" xmlns:w16sdtdh="http://schemas.microsoft.com/office/word/2020/wordml/sdtdatahash" xmlns:w16sdtfl="http://schemas.microsoft.com/office/word/2024/wordml/sdtformatlock" xmlns:w16se="http://schemas.microsoft.com/office/word/2015/wordml/symex" xmlns:wpg="http://schemas.microsoft.com/office/word/2010/wordprocessingGroup" xmlns:wpi="http://schemas.microsoft.com/office/word/2010/wordprocessingInk" xmlns:wne="http://schemas.microsoft.com/office/word/2006/wordml" xmlns:wps="http://schemas.microsoft.com/office/word/2010/wordprocessingShape" mc:Ignorable="w14 w15 w16se w16cid w16 w16cex w16sdtdh w16sdtfl w16du wp14">
+<w:document xmlns:wpc="http://schemas.microsoft.com/office/word/2010/wordprocessingCanvas" xmlns:cx="http://schemas.microsoft.com/office/drawing/2014/chartex" xmlns:cx1="http://schemas.microsoft.com/office/drawing/2015/9/8/chartex" xmlns:cx2="http://schemas.microsoft.com/office/drawing/2015/10/21/chartex" xmlns:cx3="http://schemas.microsoft.com/office/drawing/2016/5/9/chartex" xmlns:cx4="http://schemas.microsoft.com/office/drawing/2016/5/10/chartex" xmlns:cx5="http://schemas.microsoft.com/office/drawing/2016/5/11/chartex" xmlns:cx6="http://schemas.microsoft.com/office/drawing/2016/5/12/chartex" xmlns:cx7="http://schemas.microsoft.com/office/drawing/2016/5/13/chartex" xmlns:cx8="http://schemas.microsoft.com/office/drawing/2016/5/14/chartex" xmlns:mc="http://schemas.openxmlformats.org/markup-compatibility/2006" xmlns:aink="http://schemas.microsoft.com/office/drawing/2016/ink" xmlns:am3d="http://schemas.microsoft.com/office/drawing/2017/model3d" xmlns:o="urn:schemas-microsoft-com:office:office" xmlns:oel="http://schemas.microsoft.com/office/2019/extlst" xmlns:r="http://schemas.openxmlformats.org/officeDocument/2006/relationships" xmlns:m="http://schemas.openxmlformats.org/officeDocument/2006/math" xmlns:v="urn:schemas-microsoft-com:vml" xmlns:wp14="http://schemas.microsoft.com/office/word/2010/wordprocessingDrawing" xmlns:wp="http://schemas.openxmlformats.org/drawingml/2006/wordprocessingDrawing" xmlns:w10="urn:schemas-microsoft-com:office:word" xmlns:w="http://schemas.openxmlformats.org/wordprocessingml/2006/main" xmlns:w14="http://schemas.microsoft.com/office/word/2010/wordml" xmlns:w15="http://schemas.microsoft.com/office/word/2012/wordml" xmlns:w16cex="http://schemas.microsoft.com/office/word/2018/wordml/cex" xmlns:w16cid="http://schemas.microsoft.com/office/word/2016/wordml/cid" xmlns:w16="http://schemas.microsoft.com/office/word/2018/wordml" xmlns:w16du="http://schemas.microsoft.com/office/word/2023/wordml/word16du" xmlns:w16sdtdh="http://schemas.microsoft.com/office/word/2020/wordml/sdtdatahash" xmlns:w16se="http://schemas.microsoft.com/office/word/2015/wordml/symex" xmlns:wpg="http://schemas.microsoft.com/office/word/2010/wordprocessingGroup" xmlns:wpi="http://schemas.microsoft.com/office/word/2010/wordprocessingInk" xmlns:wne="http://schemas.microsoft.com/office/word/2006/wordml" xmlns:wps="http://schemas.microsoft.com/office/word/2010/wordprocessingShape" mc:Ignorable="w14 w15 w16se w16cid w16 w16cex w16sdtdh wp14">
   <w:body>
     <w:tbl>
       <w:tblPr>
@@ -108,7 +108,7 @@
                     </wp:anchor>
                   </w:drawing>
                 </mc:Choice>
-                <mc:Fallback xmlns:w16cei="http://schemas.microsoft.com/office/word/2026/wordml/cei">
+                <mc:Fallback xmlns:w16cei="http://schemas.microsoft.com/office/word/2026/wordml/cei" xmlns:w16sdtfl="http://schemas.microsoft.com/office/word/2024/wordml/sdtformatlock">
                   <w:pict>
                     <v:line w14:anchorId="44800D29" id="Straight Connector 13" o:spid="_x0000_s1026" style="position:absolute;z-index:251654656;visibility:visible;mso-wrap-style:square;mso-width-percent:0;mso-height-percent:0;mso-wrap-distance-left:9pt;mso-wrap-distance-top:-3e-5mm;mso-wrap-distance-right:9pt;mso-wrap-distance-bottom:-3e-5mm;mso-position-horizontal:absolute;mso-position-horizontal-relative:text;mso-position-vertical:absolute;mso-position-vertical-relative:text;mso-width-percent:0;mso-height-percent:0;mso-width-relative:margin;mso-height-relative:page" from="48.45pt,16.1pt" to="100.2pt,16.1pt" o:gfxdata="UEsDBBQABgAIAAAAIQC2gziS/gAAAOEBAAATAAAAW0NvbnRlbnRfVHlwZXNdLnhtbJSRQU7DMBBF 90jcwfIWJU67QAgl6YK0S0CoHGBkTxKLZGx5TGhvj5O2G0SRWNoz/78nu9wcxkFMGNg6quQqL6RA 0s5Y6ir5vt9lD1JwBDIwOMJKHpHlpr69KfdHjyxSmriSfYz+USnWPY7AufNIadK6MEJMx9ApD/oD OlTrorhX2lFEilmcO2RdNtjC5xDF9pCuTyYBB5bi6bQ4syoJ3g9WQ0ymaiLzg5KdCXlKLjvcW893 SUOqXwnz5DrgnHtJTxOsQfEKIT7DmDSUCaxw7Rqn8787ZsmRM9e2VmPeBN4uqYvTtW7jvijg9N/y JsXecLq0q+WD6m8AAAD//wMAUEsDBBQABgAIAAAAIQA4/SH/1gAAAJQBAAALAAAAX3JlbHMvLnJl bHOkkMFqwzAMhu+DvYPRfXGawxijTi+j0GvpHsDYimMaW0Yy2fr2M4PBMnrbUb/Q94l/f/hMi1qR JVI2sOt6UJgd+ZiDgffL8ekFlFSbvV0oo4EbChzGx4f9GRdb25HMsYhqlCwG5lrLq9biZkxWOiqY 22YiTra2kYMu1l1tQD30/bPm3wwYN0x18gb45AdQl1tp5j/sFB2T0FQ7R0nTNEV3j6o9feQzro1i OWA14Fm+Q8a1a8+Bvu/d/dMb2JY5uiPbhG/ktn4cqGU/er3pcvwCAAD//wMAUEsDBBQABgAIAAAA IQCR9EbmswEAAF0DAAAOAAAAZHJzL2Uyb0RvYy54bWysU01v2zAMvQ/YfxB0b5wGSLcZcXpo0F2K rUC7H8DKki1UEgVRi51/P0r5WLvdhvkgiCL59Pj0vLmdvRN7nchi6OT1YimFDgp7G4ZO/ni+v/os BWUIPTgMupMHTfJ2+/HDZoqtXuGIrtdJMEigdoqdHHOObdOQGrUHWmDUgZMGk4fMYRqaPsHE6N41 q+Xyppkw9TGh0kR8ujsm5bbiG6NV/m4M6SxcJ5lbrmuq60tZm+0G2iFBHK060YB/YOHBBr70ArWD DOJnsn9BeasSEpq8UOgbNMYqXWfgaa6Xf0zzNELUdRYWh+JFJvp/sOrb/i48pkJdzeEpPqB6JRal mSK1l2QJKB7LZpN8KWfuYq5CHi5C6jkLxYc360+r1VoKdU410J77YqL8VaMXZdNJZ0MZEVrYP1Au N0N7LinHAe+tc/WZXBBTJ7+sKzKwWYyDzJf42HeSwiAFuIFdqHKqiITO9qW74NCB7lwSe2AjsH96 nJ6ZrRQOKHOCR6hfMQQzeNda6OyAxmNzTZ3KXCjQuvrsxP63VGX3gv3hMZ315Des6Ce/FZO8jXn/ 9q/Y/gIAAP//AwBQSwMEFAAGAAgAAAAhAL8q8xjbAAAACAEAAA8AAABkcnMvZG93bnJldi54bWxM j81OwzAQhO9IvIO1SNzopqFUNMSpED93KEFqb268JBHxOsRuGt6eRT3AcXdG38zk68l1aqQhtJ41 zGcJKOLK25ZrDeXb89UtqBANW9N5Jg3fFGBdnJ/lJrP+yK80bmKtBMIhMxqaGPsMMVQNORNmvicW 7cMPzkQ5hxrtYI4Cdx2mSbJEZ1qWhMb09NBQ9bk5OA3XX7sXLLnapjg+3rw/zct+gaXWlxfT/R2o SFP8M8NvfakOhXTa+wPboDoNq+VKnMJKU1CiS9oC1P70wCLH/wOKHwAAAP//AwBQSwECLQAUAAYA CAAAACEAtoM4kv4AAADhAQAAEwAAAAAAAAAAAAAAAAAAAAAAW0NvbnRlbnRfVHlwZXNdLnhtbFBL AQItABQABgAIAAAAIQA4/SH/1gAAAJQBAAALAAAAAAAAAAAAAAAAAC8BAABfcmVscy8ucmVsc1BL AQItABQABgAIAAAAIQCR9EbmswEAAF0DAAAOAAAAAAAAAAAAAAAAAC4CAABkcnMvZTJvRG9jLnht bFBLAQItABQABgAIAAAAIQC/KvMY2wAAAAgBAAAPAAAAAAAAAAAAAAAAAA0EAABkcnMvZG93bnJl di54bWxQSwUGAAAAAAQABADzAAAAFQUAAAAA " strokecolor="windowText">
                       <o:lock v:ext="edit" shapetype="f"/>
@@ -223,7 +223,7 @@
                     </wp:anchor>
                   </w:drawing>
                 </mc:Choice>
-                <mc:Fallback xmlns:w16cei="http://schemas.microsoft.com/office/word/2026/wordml/cei">
+                <mc:Fallback xmlns:w16cei="http://schemas.microsoft.com/office/word/2026/wordml/cei" xmlns:w16sdtfl="http://schemas.microsoft.com/office/word/2024/wordml/sdtformatlock">
                   <w:pict>
                     <v:line w14:anchorId="2625515B" id="Straight Connector 11" o:spid="_x0000_s1026" style="position:absolute;z-index:251655680;visibility:visible;mso-wrap-style:square;mso-width-percent:0;mso-height-percent:0;mso-wrap-distance-left:9pt;mso-wrap-distance-top:-3e-5mm;mso-wrap-distance-right:9pt;mso-wrap-distance-bottom:-3e-5mm;mso-position-horizontal:absolute;mso-position-horizontal-relative:text;mso-position-vertical:absolute;mso-position-vertical-relative:text;mso-width-percent:0;mso-height-percent:0;mso-width-relative:margin;mso-height-relative:page" from="54.2pt,16.1pt" to="221.45pt,16.1pt" o:gfxdata="UEsDBBQABgAIAAAAIQC2gziS/gAAAOEBAAATAAAAW0NvbnRlbnRfVHlwZXNdLnhtbJSRQU7DMBBF 90jcwfIWJU67QAgl6YK0S0CoHGBkTxKLZGx5TGhvj5O2G0SRWNoz/78nu9wcxkFMGNg6quQqL6RA 0s5Y6ir5vt9lD1JwBDIwOMJKHpHlpr69KfdHjyxSmriSfYz+USnWPY7AufNIadK6MEJMx9ApD/oD OlTrorhX2lFEilmcO2RdNtjC5xDF9pCuTyYBB5bi6bQ4syoJ3g9WQ0ymaiLzg5KdCXlKLjvcW893 SUOqXwnz5DrgnHtJTxOsQfEKIT7DmDSUCaxw7Rqn8787ZsmRM9e2VmPeBN4uqYvTtW7jvijg9N/y JsXecLq0q+WD6m8AAAD//wMAUEsDBBQABgAIAAAAIQA4/SH/1gAAAJQBAAALAAAAX3JlbHMvLnJl bHOkkMFqwzAMhu+DvYPRfXGawxijTi+j0GvpHsDYimMaW0Yy2fr2M4PBMnrbUb/Q94l/f/hMi1qR JVI2sOt6UJgd+ZiDgffL8ekFlFSbvV0oo4EbChzGx4f9GRdb25HMsYhqlCwG5lrLq9biZkxWOiqY 22YiTra2kYMu1l1tQD30/bPm3wwYN0x18gb45AdQl1tp5j/sFB2T0FQ7R0nTNEV3j6o9feQzro1i OWA14Fm+Q8a1a8+Bvu/d/dMb2JY5uiPbhG/ktn4cqGU/er3pcvwCAAD//wMAUEsDBBQABgAIAAAA IQC+p1YYtAEAAF4DAAAOAAAAZHJzL2Uyb0RvYy54bWysU8tu2zAQvBfoPxC815SFpg/Bcg4x0kvQ BkjyARuKlIjwBS5ryX/fJf1o2t6K6EAsubvD2eFoc704y/YqoQm+5+tVw5nyMgzGjz1/erz98IUz zOAHsMGrnh8U8uvt+3ebOXaqDVOwg0qMQDx2c+z5lHPshEA5KQe4ClF5SuqQHGTaplEMCWZCd1a0 TfNJzCENMQWpEOl0d0zybcXXWsn8Q2tUmdmeE7dc11TX57KK7Qa6MUGcjDzRgP9g4cB4uvQCtYMM 7Gcy/0A5I1PAoPNKBieC1kaqOgNNs27+muZhgqjqLCQOxotM+Haw8vv+xt+nQl0u/iHeBfmCJIqY I3aXZNlgPJYtOrlSTtzZUoU8XIRUS2aSDtt1+7H5fMWZPOcEdOfGmDB/U8GxEvTcGl9mhA72d5jL 1dCdS8qxD7fG2vpO1rO551+v2oIM5BZtIVPo4tBz9CNnYEeyocypImKwZijdBQcPeGMT2wM5gQw0 hPmR6HJmATMlaIb6FUcQgz9aC50d4HRsrqlTmfUFWlWjndj/1qpEz2E43KezoPSIFf1kuOKS13uK X/8W218AAAD//wMAUEsDBBQABgAIAAAAIQC0dB3c2wAAAAkBAAAPAAAAZHJzL2Rvd25yZXYueG1s TI9NT8MwDIbvSPyHyEjcmLtQ0NY1nRAfdxhFglvWmraicUqTdeXfY8QBjq/96vHjfDu7Xk00hs6z geUiAUVc+brjxkD5/HCxAhWi5dr2nsnAFwXYFqcnuc1qf+QnmnaxUQLhkFkDbYxDhhiqlpwNCz8Q y+7dj85GiWOD9WiPAnc96iS5Rmc7lgutHei2pepjd3AGLj/fHrHk6lXjdHf1cr8shxRLY87P5psN qEhz/CvDj76oQyFOe3/gOqhecrJKpSowrUFJIU31GtT+d4BFjv8/KL4BAAD//wMAUEsBAi0AFAAG AAgAAAAhALaDOJL+AAAA4QEAABMAAAAAAAAAAAAAAAAAAAAAAFtDb250ZW50X1R5cGVzXS54bWxQ SwECLQAUAAYACAAAACEAOP0h/9YAAACUAQAACwAAAAAAAAAAAAAAAAAvAQAAX3JlbHMvLnJlbHNQ SwECLQAUAAYACAAAACEAvqdWGLQBAABeAwAADgAAAAAAAAAAAAAAAAAuAgAAZHJzL2Uyb0RvYy54 bWxQSwECLQAUAAYACAAAACEAtHQd3NsAAAAJAQAADwAAAAAAAAAAAAAAAAAOBAAAZHJzL2Rvd25y ZXYueG1sUEsFBgAAAAAEAAQA8wAAABYFAAAAAA== " strokecolor="windowText">
                       <o:lock v:ext="edit" shapetype="f"/>
@@ -345,7 +345,7 @@
                     </wp:anchor>
                   </w:drawing>
                 </mc:Choice>
-                <mc:Fallback>
+                <mc:Fallback xmlns:w16sdtfl="http://schemas.microsoft.com/office/word/2024/wordml/sdtformatlock">
                   <w:pict>
                     <v:rect w14:anchorId="75DE6791" id="Rectangle 1" o:spid="_x0000_s1026" style="position:absolute;left:0;text-align:left;margin-left:31.7pt;margin-top:21.1pt;width:81.85pt;height:27.45pt;z-index:251659264;visibility:visible;mso-wrap-style:square;mso-wrap-distance-left:9pt;mso-wrap-distance-top:0;mso-wrap-distance-right:9pt;mso-wrap-distance-bottom:0;mso-position-horizontal:absolute;mso-position-horizontal-relative:text;mso-position-vertical:absolute;mso-position-vertical-relative:text;v-text-anchor:middle" o:gfxdata="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" fillcolor="white [3201]" strokecolor="#70ad47 [3209]" strokeweight="1pt">
                       <v:textbox>
@@ -569,7 +569,7 @@
               </wp:anchor>
             </w:drawing>
           </mc:Choice>
-          <mc:Fallback xmlns:w16cei="http://schemas.microsoft.com/office/word/2026/wordml/cei">
+          <mc:Fallback xmlns:w16cei="http://schemas.microsoft.com/office/word/2026/wordml/cei" xmlns:w16sdtfl="http://schemas.microsoft.com/office/word/2024/wordml/sdtformatlock">
             <w:pict>
               <v:shapetype w14:anchorId="5F35DE5C" id="_x0000_t32" coordsize="21600,21600" o:spt="32" o:oned="t" path="m,l21600,21600e" filled="f">
                 <v:path arrowok="t" fillok="f" o:connecttype="none"/>
@@ -704,17 +704,21 @@
           <w:szCs w:val="28"/>
           <w:lang w:val="de-DE"/>
         </w:rPr>
-        <w:t xml:space="preserve">Căn cứ Luật Doanh nghiệp ngày 17 tháng 6 năm 2020</w:t>
-      </w:r>
-      <w:r>
+        <w:t>Căn cứ Luật Doanh nghiệp ngày 17 tháng 6 năm 2020 (hợp nhất tại Văn bản hợp nhất số 67/VBHN-VPQH ngày 15 tháng 8 năm 2025);</w:t>
+      </w:r>
+    </w:p>
+    <w:p>
+      <w:pPr>
+        <w:spacing w:before="120" w:after="120"/>
+        <w:ind w:firstLine="720"/>
+        <w:jc w:val="both"/>
         <w:rPr>
           <w:i/>
           <w:sz w:val="28"/>
           <w:szCs w:val="28"/>
           <w:lang w:val="de-DE"/>
         </w:rPr>
-        <w:t xml:space="preserve"> (hợp nhất tại Văn bản hợp nhất số 67/VBHN-VPQH ngày 15 tháng 8 năm 2025)</w:t>
-      </w:r>
+      </w:pPr>
       <w:r>
         <w:rPr>
           <w:i/>
@@ -722,7 +726,7 @@
           <w:szCs w:val="28"/>
           <w:lang w:val="de-DE"/>
         </w:rPr>
-        <w:t xml:space="preserve">;</w:t>
+        <w:t>Căn cứ Luật Quản lý và đầu tư vốn nhà nước tại doanh nghiệp ngày 14 tháng 6 năm 2025;</w:t>
       </w:r>
     </w:p>
     <w:p>
@@ -744,7 +748,7 @@
           <w:szCs w:val="28"/>
           <w:lang w:val="de-DE"/>
         </w:rPr>
-        <w:t>Căn cứ Luật Quản lý và đầu tư vốn nhà nước tại doanh nghiệp ngày 14 tháng 6 năm 2025;</w:t>
+        <w:t>Căn cứ Luật Quản lý, sử dụng tài sản công ngày 21 tháng 6 năm 2017 (hợp nhất tại Văn bản hợp nhất số 97/VBHN-VPQH ngày 22 tháng 8 năm 2025);</w:t>
       </w:r>
     </w:p>
     <w:p>
@@ -766,17 +770,21 @@
           <w:szCs w:val="28"/>
           <w:lang w:val="de-DE"/>
         </w:rPr>
-        <w:t xml:space="preserve">Căn cứ Luật Quản lý, sử dụng tài sản công ngày 21 tháng 6 năm 2017</w:t>
-      </w:r>
-      <w:r>
+        <w:t>Căn cứ Luật Đất đai ngày 18 tháng 01 năm 2024 (hợp nhất tại Văn bản hợp nhất số 44/VBHN-VPQH ngày 16 tháng 3 năm 2026);</w:t>
+      </w:r>
+    </w:p>
+    <w:p>
+      <w:pPr>
+        <w:spacing w:before="120" w:after="120"/>
+        <w:ind w:firstLine="720"/>
+        <w:jc w:val="both"/>
         <w:rPr>
           <w:i/>
           <w:sz w:val="28"/>
           <w:szCs w:val="28"/>
           <w:lang w:val="de-DE"/>
         </w:rPr>
-        <w:t xml:space="preserve"> (hợp nhất tại Văn bản hợp nhất số 97/VBHN-VPQH ngày 22 tháng 8 năm 2025)</w:t>
-      </w:r>
+      </w:pPr>
       <w:r>
         <w:rPr>
           <w:i/>
@@ -784,7 +792,7 @@
           <w:szCs w:val="28"/>
           <w:lang w:val="de-DE"/>
         </w:rPr>
-        <w:t xml:space="preserve">;</w:t>
+        <w:t>Căn cứ Luật Kế toán ngày 20 tháng 11 năm 2015 (hợp nhất tại Văn bản hợp nhất số 41/VBHN-VPQH ngày 16 tháng 3 năm 2026);</w:t>
       </w:r>
     </w:p>
     <w:p>
@@ -806,17 +814,21 @@
           <w:szCs w:val="28"/>
           <w:lang w:val="de-DE"/>
         </w:rPr>
-        <w:t xml:space="preserve">Căn cứ Luật Đất đai ngày 18 tháng 01 năm 2024</w:t>
-      </w:r>
-      <w:r>
+        <w:t>Căn cứ Nghị định số 89/2026/NĐ-CP ngày 30 tháng 3 năm 2026 của Chính phủ quy định về điều kiện kinh doanh dịch vụ kiểm định xe cơ giới; tổ chức, hoạt động của cơ sở đăng kiểm; niên hạn sử dụng của xe cơ giới;</w:t>
+      </w:r>
+    </w:p>
+    <w:p>
+      <w:pPr>
+        <w:spacing w:before="120" w:after="120"/>
+        <w:ind w:firstLine="720"/>
+        <w:jc w:val="both"/>
         <w:rPr>
           <w:i/>
           <w:sz w:val="28"/>
           <w:szCs w:val="28"/>
           <w:lang w:val="de-DE"/>
         </w:rPr>
-        <w:t xml:space="preserve"> (hợp nhất tại Văn bản hợp nhất số 44/VBHN-VPQH ngày 16 tháng 3 năm 2026)</w:t>
-      </w:r>
+      </w:pPr>
       <w:r>
         <w:rPr>
           <w:i/>
@@ -824,93 +836,9 @@
           <w:szCs w:val="28"/>
           <w:lang w:val="de-DE"/>
         </w:rPr>
-        <w:t xml:space="preserve">;</w:t>
-      </w:r>
-    </w:p>
-    <w:p>
-      <w:pPr>
-        <w:spacing w:before="120" w:after="120"/>
-        <w:ind w:firstLine="720"/>
-        <w:jc w:val="both"/>
-        <w:rPr>
-          <w:i/>
-          <w:sz w:val="28"/>
-          <w:szCs w:val="28"/>
-          <w:lang w:val="de-DE"/>
-        </w:rPr>
-      </w:pPr>
-      <w:r>
-        <w:rPr>
-          <w:i/>
-          <w:sz w:val="28"/>
-          <w:szCs w:val="28"/>
-          <w:lang w:val="de-DE"/>
-        </w:rPr>
-        <w:t xml:space="preserve">Căn cứ Luật Kế toán ngày 20 tháng 11 năm 2015</w:t>
-      </w:r>
-      <w:r>
-        <w:rPr>
-          <w:i/>
-          <w:sz w:val="28"/>
-          <w:szCs w:val="28"/>
-          <w:lang w:val="de-DE"/>
-        </w:rPr>
-        <w:t xml:space="preserve"> (hợp nhất tại Văn bản hợp nhất số 41/VBHN-VPQH ngày 16 tháng 3 năm 2026)</w:t>
-      </w:r>
-      <w:r>
-        <w:rPr>
-          <w:i/>
-          <w:sz w:val="28"/>
-          <w:szCs w:val="28"/>
-          <w:lang w:val="de-DE"/>
-        </w:rPr>
-        <w:t xml:space="preserve">;</w:t>
-      </w:r>
-    </w:p>
-    <w:p>
-      <w:pPr>
-        <w:spacing w:before="120" w:after="120"/>
-        <w:ind w:firstLine="720"/>
-        <w:jc w:val="both"/>
-        <w:rPr>
-          <w:i/>
-          <w:sz w:val="28"/>
-          <w:szCs w:val="28"/>
-          <w:lang w:val="de-DE"/>
-        </w:rPr>
-      </w:pPr>
-      <w:r>
-        <w:rPr>
-          <w:i/>
-          <w:sz w:val="28"/>
-          <w:szCs w:val="28"/>
-          <w:lang w:val="de-DE"/>
-        </w:rPr>
-        <w:t>Căn cứ Nghị định số 89/2026/NĐ-CP ngày 30 tháng 3 năm 2026 của Chính phủ quy định về điều kiện kinh doanh dịch vụ kiểm định xe cơ giới; tổ chức, hoạt động của cơ sở đăng kiểm; niên hạn sử dụng của xe cơ giới;</w:t>
-      </w:r>
-    </w:p>
-    <w:p>
-      <w:pPr>
-        <w:spacing w:before="120" w:after="120"/>
-        <w:ind w:firstLine="720"/>
-        <w:jc w:val="both"/>
-        <w:rPr>
-          <w:i/>
-          <w:sz w:val="28"/>
-          <w:szCs w:val="28"/>
-          <w:lang w:val="de-DE"/>
-        </w:rPr>
-      </w:pPr>
-      <w:r>
-        <w:rPr>
-          <w:i/>
-          <w:sz w:val="28"/>
-          <w:szCs w:val="28"/>
-          <w:lang w:val="de-DE"/>
-        </w:rPr>
         <w:t xml:space="preserve">Căn cứ Nghị định số 186/2025/NĐ-CP ngày 01 tháng 7 năm 2025 của Chính phủ quy định chi tiết một số điều </w:t>
       </w:r>
-      <w:del w:id="1001" w:author="Nội dung điều chỉnh (Claude)" w:date="2026-10-21T09:23:41Z">
+      <w:del w:id="0" w:author="Nội dung điều chỉnh (Claude)" w:date="2026-10-21T09:23:00Z">
         <w:r>
           <w:rPr>
             <w:i/>
@@ -918,10 +846,10 @@
             <w:szCs w:val="28"/>
             <w:lang w:val="de-DE"/>
           </w:rPr>
-          <w:delText xml:space="preserve">của Luật Quản lý, sử dụng tài sản công</w:delText>
+          <w:delText>của Luật Quản lý, sử dụng tài sản công</w:delText>
         </w:r>
       </w:del>
-      <w:ins w:id="1002" w:author="Nội dung điều chỉnh (Claude)" w:date="2026-10-21T09:23:41Z">
+      <w:ins w:id="1" w:author="Nội dung điều chỉnh (Claude)" w:date="2026-10-21T09:23:00Z">
         <w:r>
           <w:rPr>
             <w:i/>
@@ -929,7 +857,7 @@
             <w:szCs w:val="28"/>
             <w:lang w:val="de-DE"/>
           </w:rPr>
-          <w:t xml:space="preserve">của Luật Quản lý, sử dụng tài sản công;</w:t>
+          <w:t>của Luật Quản lý, sử dụng tài sản công;</w:t>
         </w:r>
       </w:ins>
     </w:p>
@@ -967,7 +895,7 @@
           <w:lang w:val="de-DE"/>
         </w:rPr>
       </w:pPr>
-      <w:ins w:id="1024" w:author="Nội dung bổ sung (Claude)" w:date="2026-10-21T09:21:33Z">
+      <w:ins w:id="2" w:author="Nội dung bổ sung (Claude)" w:date="2026-10-21T09:21:00Z">
         <w:r>
           <w:rPr>
             <w:i/>
@@ -975,7 +903,7 @@
             <w:szCs w:val="28"/>
             <w:lang w:val="de-DE"/>
           </w:rPr>
-          <w:t xml:space="preserve">Căn cứ Nghị định số 334/2026/NĐ-CP ngày 20 tháng 8 năm 2026 của Chính phủ quy định về tự chủ của cơ sở giáo dục đại học, cơ sở giáo dục nghề nghiệp; cơ chế tài chính đối với giáo dục đại học và giáo dục nghề nghiệp; chương trình trọng điểm quốc gia đào tạo tiến sĩ toàn thời gian;</w:t>
+          <w:t>Căn cứ Nghị định số 334/2026/NĐ-CP ngày 20 tháng 8 năm 2026 của Chính phủ quy định về tự chủ của cơ sở giáo dục đại học, cơ sở giáo dục nghề nghiệp; cơ chế tài chính đối với giáo dục đại học và giáo dục nghề nghiệp; chương trình trọng điểm quốc gia đào tạo tiến sĩ toàn thời gian;</w:t>
         </w:r>
       </w:ins>
     </w:p>
@@ -1020,7 +948,7 @@
           <w:szCs w:val="28"/>
           <w:lang w:val="de-DE"/>
         </w:rPr>
-        <w:t xml:space="preserve">Căn cứ Thông tư số 46/2024/TT-BGTVT ngày 15 tháng 11 năm 2024 của Bộ trưởng Bộ Giao thông vận tải quy định trình tự, thủ tục cấp mới, cấp lại, tạm đình chỉ hoạt động, thu hồi giấy chứng nhận đủ điều kiện hoạt động kiểm định xe cơ giới của cơ sở đăng kiểm xe cơ giới, cơ sở kiểm định khí thải xe mô tô, xe gắn máy; Thông tư số 24/2026/TT-BXD ngày 20 tháng 5 năm 2026 của Bộ trưởng Bộ Xây dựng sửa đổi, bổ sung một số điều của các Thông tư để phân cấp, cắt giảm, </w:t>
+        <w:t xml:space="preserve">Căn cứ Thông tư số 46/2024/TT-BGTVT ngày 15 tháng 11 năm 2024 của Bộ trưởng Bộ Giao thông vận tải quy định trình tự, thủ tục cấp mới, cấp lại, tạm đình chỉ hoạt động, thu hồi giấy chứng nhận đủ điều kiện hoạt động kiểm định xe </w:t>
       </w:r>
       <w:r>
         <w:rPr>
@@ -1030,9 +958,9 @@
           <w:lang w:val="de-DE"/>
         </w:rPr>
         <w:lastRenderedPageBreak/>
-        <w:t xml:space="preserve">đơn giản hóa thủ tục hành chính trong lĩnh vực đăng kiểm, đường bộ, đường sắt, </w:t>
-      </w:r>
-      <w:del w:id="1025" w:author="Nội dung điều chỉnh (Claude)" w:date="2026-10-21T09:21:33Z">
+        <w:t xml:space="preserve">cơ giới của cơ sở đăng kiểm xe cơ giới, cơ sở kiểm định khí thải xe mô tô, xe gắn máy; Thông tư số 24/2026/TT-BXD ngày 20 tháng 5 năm 2026 của Bộ trưởng Bộ Xây dựng sửa đổi, bổ sung một số điều của các Thông tư để phân cấp, cắt giảm, đơn giản hóa thủ tục hành chính trong lĩnh vực đăng kiểm, đường bộ, đường sắt, </w:t>
+      </w:r>
+      <w:del w:id="3" w:author="Nội dung điều chỉnh (Claude)" w:date="2026-10-21T09:21:00Z">
         <w:r>
           <w:rPr>
             <w:i/>
@@ -1040,11 +968,10 @@
             <w:szCs w:val="28"/>
             <w:lang w:val="de-DE"/>
           </w:rPr>
-          <w:lastRenderedPageBreak/>
-          <w:delText xml:space="preserve">quy hoạch đô thị và nông thôn thuộc phạm vi quản lý của Bộ Xây dựng;</w:delText>
+          <w:delText>quy hoạch đô thị và nông thôn thuộc phạm vi quản lý của Bộ Xây dựng;</w:delText>
         </w:r>
       </w:del>
-      <w:ins w:id="1026" w:author="Nội dung điều chỉnh (Claude)" w:date="2026-10-21T09:21:33Z">
+      <w:ins w:id="4" w:author="Nội dung điều chỉnh (Claude)" w:date="2026-10-21T09:21:00Z">
         <w:r>
           <w:rPr>
             <w:i/>
@@ -1052,8 +979,7 @@
             <w:szCs w:val="28"/>
             <w:lang w:val="de-DE"/>
           </w:rPr>
-          <w:lastRenderedPageBreak/>
-          <w:t xml:space="preserve">quy hoạch đô thị và nông thôn thuộc phạm vi quản lý của Bộ Xây dựng; Thông tư số 45/2026/TT-BXD ngày 30 tháng 6 năm 2026 của Bộ trưởng Bộ Xây dựng sửa đổi, bổ sung một số điều của các Thông tư trong lĩnh vực đăng kiểm phương tiện giao thông đường bộ;</w:t>
+          <w:t>quy hoạch đô thị và nông thôn thuộc phạm vi quản lý của Bộ Xây dựng; Thông tư số 45/2026/TT-BXD ngày 30 tháng 6 năm 2026 của Bộ trưởng Bộ Xây dựng sửa đổi, bổ sung một số điều của các Thông tư trong lĩnh vực đăng kiểm phương tiện giao thông đường bộ;</w:t>
         </w:r>
       </w:ins>
     </w:p>
@@ -1078,7 +1004,7 @@
         </w:rPr>
         <w:t xml:space="preserve">Theo đề nghị của Hiệu trưởng Trường Cao đẳng Kon Tum tại Tờ trình số     .../TTr-CĐKT ngày    tháng     năm 2026, </w:t>
       </w:r>
-      <w:del w:id="1029" w:author="Nội dung điều chỉnh (Claude)" w:date="2026-10-21T09:21:33Z">
+      <w:del w:id="5" w:author="Nội dung điều chỉnh (Claude)" w:date="2026-10-21T09:21:00Z">
         <w:r>
           <w:rPr>
             <w:i/>
@@ -1086,10 +1012,10 @@
             <w:szCs w:val="28"/>
             <w:lang w:val="de-DE"/>
           </w:rPr>
-          <w:delText xml:space="preserve">đề xuất của Giám đốc Sở ..... tại Văn bản số ...</w:delText>
+          <w:delText>đề xuất của Giám đốc Sở ..... tại Văn bản số ...</w:delText>
         </w:r>
       </w:del>
-      <w:ins w:id="1030" w:author="Nội dung điều chỉnh (Claude)" w:date="2026-10-21T09:21:33Z">
+      <w:ins w:id="6" w:author="Nội dung điều chỉnh (Claude)" w:date="2026-10-21T09:21:00Z">
         <w:r>
           <w:rPr>
             <w:i/>
@@ -1097,7 +1023,7 @@
             <w:szCs w:val="28"/>
             <w:lang w:val="de-DE"/>
           </w:rPr>
-          <w:t xml:space="preserve">đề xuất của Giám đốc Sở Tài chính tại Văn bản số ...</w:t>
+          <w:t>đề xuất của Giám đốc Sở Tài chính tại Văn bản số ...</w:t>
         </w:r>
       </w:ins>
       <w:r>
@@ -1239,24 +1165,24 @@
         </w:rPr>
         <w:t xml:space="preserve"> Thành lập, đưa vào hoạt động Công ty TNHH Đăng kiểm Cao đẳng Kon Tum, là doanh nghiệp được thành lập theo loại hình công ty trách nhiệm hữu hạn hai thành viên trở lên theo Luật Doanh nghiệp; trong đó Trường Cao đẳng Kon Tum </w:t>
       </w:r>
-      <w:del w:id="1001" w:author="Nội dung điều chỉnh (Claude)" w:date="2026-10-21T09:21:33Z">
+      <w:del w:id="7" w:author="Nội dung điều chỉnh (Claude)" w:date="2026-10-21T09:21:00Z">
         <w:r>
           <w:rPr>
             <w:sz w:val="28"/>
             <w:szCs w:val="28"/>
             <w:lang w:val="de-DE"/>
           </w:rPr>
-          <w:delText xml:space="preserve">tham gia góp vốn bằng tài sản được cơ quan có thẩm quyền cho phép sử dụng để góp vốn theo quy định của pháp luật</w:delText>
+          <w:delText>tham gia góp vốn bằng tài sản được cơ quan có thẩm quyền cho phép sử dụng để góp vốn theo quy định của pháp luật</w:delText>
         </w:r>
       </w:del>
-      <w:ins w:id="1002" w:author="Nội dung điều chỉnh (Claude)" w:date="2026-10-21T09:21:33Z">
+      <w:ins w:id="8" w:author="Nội dung điều chỉnh (Claude)" w:date="2026-10-21T09:21:00Z">
         <w:r>
           <w:rPr>
             <w:sz w:val="28"/>
             <w:szCs w:val="28"/>
             <w:lang w:val="de-DE"/>
           </w:rPr>
-          <w:t xml:space="preserve">tham gia góp vốn bằng tiền theo quy định của pháp luật (không góp vốn bằng quyền sử dụng đất)</w:t>
+          <w:t>tham gia góp vốn bằng tiền theo quy định của pháp luật (không góp vốn bằng quyền sử dụng đất)</w:t>
         </w:r>
       </w:ins>
       <w:r>
@@ -1265,7 +1191,7 @@
           <w:szCs w:val="28"/>
           <w:lang w:val="de-DE"/>
         </w:rPr>
-        <w:t xml:space="preserve">. Công ty đầu tư, quản trị và điều hành hoạt động Trung tâm Đăng kiểm xe cơ giới nhằm khai thác, sử dụng có hiệu quả nguồn nhân lực, cơ sở vật chất hiện có của nhà trường gắn với hoạt động dịch vụ theo hướng xã hội hóa để tạo nguồn thu sự nghiệp cho nhà trường, hướng đến tự chủ tài chính trong hoạt động của Trường; huy động các nguồn lực tài chính trong xã hội, giảm đầu tư công đối với lĩnh vực đăng kiểm XCG tại địa phương; đáp ứng nhu cầu đăng kiểm rất lớn cho chủ phương tiện trên địa bàn phía Tây tỉnh Quảng Ngãi; góp phần giảm thiểu tình trạng người dân, chủ phương tiện phải đưa xe đi đăng kiểm tại các địa phương lân cận.</w:t>
+        <w:t>. Công ty đầu tư, quản trị và điều hành hoạt động Trung tâm Đăng kiểm xe cơ giới nhằm khai thác, sử dụng có hiệu quả nguồn nhân lực, cơ sở vật chất hiện có của nhà trường gắn với hoạt động dịch vụ theo hướng xã hội hóa để tạo nguồn thu sự nghiệp cho nhà trường, hướng đến tự chủ tài chính trong hoạt động của Trường; huy động các nguồn lực tài chính trong xã hội, giảm đầu tư công đối với lĩnh vực đăng kiểm XCG tại địa phương; đáp ứng nhu cầu đăng kiểm rất lớn cho chủ phương tiện trên địa bàn phía Tây tỉnh Quảng Ngãi; góp phần giảm thiểu tình trạng người dân, chủ phương tiện phải đưa xe đi đăng kiểm tại các địa phương lân cận.</w:t>
       </w:r>
     </w:p>
     <w:p>
@@ -1297,24 +1223,24 @@
         </w:rPr>
         <w:t xml:space="preserve"> Thành lập và đưa Công ty TNHH Đăng kiểm Cao đẳng Kon Tum và đơn vị trực thuộc là Trung tâm Đăng kiểm xe cơ giới đi vào hoạt động </w:t>
       </w:r>
-      <w:del w:id="1013" w:author="Nội dung điều chỉnh (Claude)" w:date="2026-10-21T09:21:33Z">
+      <w:del w:id="9" w:author="Nội dung điều chỉnh (Claude)" w:date="2026-10-21T09:21:00Z">
         <w:r>
           <w:rPr>
             <w:sz w:val="28"/>
             <w:szCs w:val="28"/>
             <w:lang w:val="de-DE"/>
           </w:rPr>
-          <w:delText xml:space="preserve">từ ngày Quý IV/2027</w:delText>
+          <w:delText>từ ngày Quý IV/2027</w:delText>
         </w:r>
       </w:del>
-      <w:ins w:id="1014" w:author="Nội dung điều chỉnh (Claude)" w:date="2026-10-21T09:21:33Z">
+      <w:ins w:id="10" w:author="Nội dung điều chỉnh (Claude)" w:date="2026-10-21T09:21:00Z">
         <w:r>
           <w:rPr>
             <w:sz w:val="28"/>
             <w:szCs w:val="28"/>
             <w:lang w:val="de-DE"/>
           </w:rPr>
-          <w:t xml:space="preserve">từ Quý III năm 2028</w:t>
+          <w:t>từ Quý III năm 2028</w:t>
         </w:r>
       </w:ins>
       <w:r>
@@ -1323,7 +1249,7 @@
           <w:szCs w:val="28"/>
           <w:lang w:val="de-DE"/>
         </w:rPr>
-        <w:t xml:space="preserve">, trong đó tập trung vào các nhiệm vụ chính:</w:t>
+        <w:t>, trong đó tập trung vào các nhiệm vụ chính:</w:t>
       </w:r>
     </w:p>
     <w:p>
@@ -1365,24 +1291,24 @@
         </w:rPr>
         <w:t xml:space="preserve">- Về thể chế: Hoàn thành các thủ tục thành lập Công ty, lập Dự án đầu tư, ban hành Điều lệ, </w:t>
       </w:r>
-      <w:del w:id="1027" w:author="Nội dung điều chỉnh (Claude)" w:date="2026-10-21T09:21:33Z">
+      <w:del w:id="11" w:author="Nội dung điều chỉnh (Claude)" w:date="2026-10-21T09:21:00Z">
         <w:r>
           <w:rPr>
             <w:sz w:val="28"/>
             <w:szCs w:val="28"/>
             <w:lang w:val="de-DE"/>
           </w:rPr>
-          <w:delText xml:space="preserve">Quy chế nội bộ Công ty trong Quý II 2027</w:delText>
+          <w:delText>Quy chế nội bộ Công ty trong Quý II 2027</w:delText>
         </w:r>
       </w:del>
-      <w:ins w:id="1028" w:author="Nội dung điều chỉnh (Claude)" w:date="2026-10-21T09:21:33Z">
+      <w:ins w:id="12" w:author="Nội dung điều chỉnh (Claude)" w:date="2026-10-21T09:21:00Z">
         <w:r>
           <w:rPr>
             <w:sz w:val="28"/>
             <w:szCs w:val="28"/>
             <w:lang w:val="de-DE"/>
           </w:rPr>
-          <w:t xml:space="preserve">Quy chế nội bộ Công ty trong năm 2027</w:t>
+          <w:t>Quy chế nội bộ Công ty trong năm 2027</w:t>
         </w:r>
       </w:ins>
       <w:r>
@@ -1391,7 +1317,7 @@
           <w:szCs w:val="28"/>
           <w:lang w:val="de-DE"/>
         </w:rPr>
-        <w:t xml:space="preserve">.</w:t>
+        <w:t>.</w:t>
       </w:r>
     </w:p>
     <w:p>
@@ -1413,24 +1339,24 @@
         </w:rPr>
         <w:t xml:space="preserve">- Về đầu tư: Chuẩn bị đầy đủ các điều kiện về cơ sở vật chất hiện có của Trường; tổ chức huy động, thu hút nhà đầu tư tham gia đầu tư xây dựng cơ sở vật chất, </w:t>
       </w:r>
-      <w:del w:id="1005" w:author="Nội dung điều chỉnh (Claude)" w:date="2026-10-21T09:21:33Z">
+      <w:del w:id="13" w:author="Nội dung điều chỉnh (Claude)" w:date="2026-10-21T09:21:00Z">
         <w:r>
           <w:rPr>
             <w:sz w:val="28"/>
             <w:szCs w:val="28"/>
             <w:lang w:val="de-DE"/>
           </w:rPr>
-          <w:delText xml:space="preserve">lắp đặt 2 dây chuyền kiểm định trong Quý III năm 2027. Công ty có quy mô hoạt động ban đầu gồm 2 chuyền kiểm định, trung bình thực hiện kiểm định tối đa khoảng 96 lượt phương tiện xe cơ giới mỗi ngày, hoạt động 26 ngày/tháng, mỗi năm ước đạt khoảng 29.952 lượt phương tiện.</w:delText>
+          <w:delText>lắp đặt 2 dây chuyền kiểm định trong Quý III năm 2027. Công ty có quy mô hoạt động ban đầu gồm 2 chuyền kiểm định, trung bình thực hiện kiểm định tối đa khoảng 96 lượt phương tiện xe cơ giới mỗi ngày, hoạt động 26 ngày/tháng, mỗi năm ước đạt khoảng 29.952 lượt phương tiện.</w:delText>
         </w:r>
       </w:del>
-      <w:ins w:id="1006" w:author="Nội dung điều chỉnh (Claude)" w:date="2026-10-21T09:21:33Z">
+      <w:ins w:id="14" w:author="Nội dung điều chỉnh (Claude)" w:date="2026-10-21T09:21:00Z">
         <w:r>
           <w:rPr>
             <w:sz w:val="28"/>
             <w:szCs w:val="28"/>
             <w:lang w:val="de-DE"/>
           </w:rPr>
-          <w:t xml:space="preserve">lắp đặt 01 dây chuyền kiểm định tổng hợp (loại I và loại II, có thiết bị kiểm tra phanh tổng hợp kiểm tra được xe dẫn động bốn bánh toàn thời gian) trong giai đoạn 1, kiểm định được xe con, xe bán tải (pickup), xe tải van, xe điện, xe tải, xe khách; quy mô hoạt động ban đầu tối đa khoảng 48 lượt phương tiện mỗi ngày, hoạt động 26 ngày/tháng, mỗi năm ước đạt khoảng 14.976 lượt phương tiện. Mặt bằng, nhà xưởng được thiết kế cho 02 dây chuyền; dây chuyền thứ hai chỉ đầu tư khi lưu lượng thực tế của dây chuyền giai đoạn 1 đạt từ 90% công suất thiết kế (14.976 lượt/năm) trong 2 năm liên tiếp.</w:t>
+          <w:t>lắp đặt 01 dây chuyền kiểm định tổng hợp (loại I và loại II, có thiết bị kiểm tra phanh tổng hợp kiểm tra được xe dẫn động bốn bánh toàn thời gian) trong giai đoạn 1, kiểm định được xe con, xe bán tải (pickup), xe tải van, xe điện, xe tải, xe khách; quy mô hoạt động ban đầu tối đa khoảng 48 lượt phương tiện mỗi ngày, hoạt động 26 ngày/tháng, mỗi năm ước đạt khoảng 14.976 lượt phương tiện. Mặt bằng, nhà xưởng được thiết kế cho 02 dây chuyền; dây chuyền thứ hai chỉ đầu tư khi lưu lượng thực tế của dây chuyền giai đoạn 1 đạt từ 90% công suất thiết kế (14.976 lượt/năm) trong 2 năm liên tiếp.</w:t>
         </w:r>
       </w:ins>
     </w:p>
@@ -1461,24 +1387,24 @@
         </w:rPr>
         <w:t xml:space="preserve">Tăng cường công tác quản lý tài chính Công ty, </w:t>
       </w:r>
-      <w:del w:id="1007" w:author="Nội dung điều chỉnh (Claude)" w:date="2026-10-21T09:21:33Z">
+      <w:del w:id="15" w:author="Nội dung điều chỉnh (Claude)" w:date="2026-10-21T09:21:00Z">
         <w:r>
           <w:rPr>
             <w:sz w:val="28"/>
             <w:szCs w:val="28"/>
             <w:lang w:val="de-DE"/>
           </w:rPr>
-          <w:delText xml:space="preserve">bảo đảm doanh thu năm thứ nhất đạt trên 6.635 triệu đồng, doanh thu tăng dần qua các năm, lãi tăng ổn định, thời gian hoàn vốn đầu tư dự kiến khoảng 5,2 năm</w:delText>
+          <w:delText>bảo đảm doanh thu năm thứ nhất đạt trên 6.635 triệu đồng, doanh thu tăng dần qua các năm, lãi tăng ổn định, thời gian hoàn vốn đầu tư dự kiến khoảng 5,2 năm</w:delText>
         </w:r>
       </w:del>
-      <w:ins w:id="1008" w:author="Nội dung điều chỉnh (Claude)" w:date="2026-10-21T09:21:33Z">
+      <w:ins w:id="16" w:author="Nội dung điều chỉnh (Claude)" w:date="2026-10-21T09:21:00Z">
         <w:r>
           <w:rPr>
             <w:sz w:val="28"/>
             <w:szCs w:val="28"/>
             <w:lang w:val="de-DE"/>
           </w:rPr>
-          <w:t xml:space="preserve">bảo đảm doanh thu, lợi nhuận và thời gian hoàn vốn theo phương án phân kỳ đầu tư: có lãi từ năm thứ 3 hoạt động, thời gian hoàn vốn dự kiến khoảng 8,5 năm</w:t>
+          <w:t>bảo đảm doanh thu, lợi nhuận và thời gian hoàn vốn theo phương án phân kỳ đầu tư: có lãi từ năm thứ 3 hoạt động, thời gian hoàn vốn dự kiến khoảng 8,5 năm</w:t>
         </w:r>
       </w:ins>
       <w:r>
@@ -1756,23 +1682,27 @@
           <w:sz w:val="28"/>
           <w:lang w:val="nl-BE"/>
         </w:rPr>
-        <w:t xml:space="preserve">Công ty quản trị, điều hành: Công ty trách nhiệm hữu hạn hai thành viên trở lên theo Luật Doanh nghiệp ngày 17 tháng 6 năm 2020</w:t>
-      </w:r>
-      <w:r>
+        <w:t>Công ty quản trị, điều hành: Công ty trách nhiệm hữu hạn hai thành viên trở lên theo Luật Doanh nghiệp ngày 17 tháng 6 năm 2020 (hợp nhất tại Văn bản hợp nhất số 67/VBHN-VPQH ngày 15 tháng 8 năm 2025).</w:t>
+      </w:r>
+    </w:p>
+    <w:p>
+      <w:pPr>
+        <w:spacing w:before="120" w:after="120"/>
+        <w:ind w:firstLine="720"/>
+        <w:jc w:val="both"/>
         <w:rPr>
           <w:bCs/>
           <w:sz w:val="28"/>
           <w:lang w:val="nl-BE"/>
         </w:rPr>
-        <w:t xml:space="preserve"> (hợp nhất tại Văn bản hợp nhất số 67/VBHN-VPQH ngày 15 tháng 8 năm 2025)</w:t>
-      </w:r>
+      </w:pPr>
       <w:r>
         <w:rPr>
           <w:bCs/>
           <w:sz w:val="28"/>
           <w:lang w:val="nl-BE"/>
         </w:rPr>
-        <w:t xml:space="preserve">.</w:t>
+        <w:t>Cơ sở đăng kiểm: Hoạt động theo mô hình doanh nghiệp.</w:t>
       </w:r>
     </w:p>
     <w:p>
@@ -1792,29 +1722,9 @@
           <w:sz w:val="28"/>
           <w:lang w:val="nl-BE"/>
         </w:rPr>
-        <w:t>Cơ sở đăng kiểm: Hoạt động theo mô hình doanh nghiệp.</w:t>
-      </w:r>
-    </w:p>
-    <w:p>
-      <w:pPr>
-        <w:spacing w:before="120" w:after="120"/>
-        <w:ind w:firstLine="720"/>
-        <w:jc w:val="both"/>
-        <w:rPr>
-          <w:bCs/>
-          <w:sz w:val="28"/>
-          <w:lang w:val="nl-BE"/>
-        </w:rPr>
-      </w:pPr>
-      <w:r>
-        <w:rPr>
-          <w:bCs/>
-          <w:sz w:val="28"/>
-          <w:lang w:val="nl-BE"/>
-        </w:rPr>
         <w:t xml:space="preserve">c) Vốn điều lệ: </w:t>
       </w:r>
-      <w:del w:id="1001" w:author="Nội dung điều chỉnh (Claude)" w:date="2026-10-21T11:02:44Z">
+      <w:del w:id="17" w:author="Nội dung điều chỉnh (Claude)" w:date="2026-10-21T11:02:00Z">
         <w:r>
           <w:rPr>
             <w:bCs/>
@@ -1824,14 +1734,14 @@
           <w:delText>22.688,60 triệu đồng (bằng chữ: Hai mươi hai tỷ, sáu trăm tám mươi tám triệu, sáu trăm nghìn đồng)</w:delText>
         </w:r>
       </w:del>
-      <w:ins w:id="1002" w:author="Nội dung điều chỉnh (Claude)" w:date="2026-10-21T11:02:44Z">
+      <w:ins w:id="18" w:author="Nội dung điều chỉnh (Claude)" w:date="2026-10-21T11:02:00Z">
         <w:r>
           <w:rPr>
             <w:bCs/>
             <w:sz w:val="28"/>
             <w:lang w:val="nl-BE"/>
           </w:rPr>
-          <w:t xml:space="preserve">20.456,50 triệu đồng (bằng chữ: Hai mươi tỷ, bốn trăm năm mươi sáu triệu, năm trăm nghìn đồng)</w:t>
+          <w:t>20.456,50 triệu đồng (bằng chữ: Hai mươi tỷ, bốn trăm năm mươi sáu triệu, năm trăm nghìn đồng)</w:t>
         </w:r>
       </w:ins>
     </w:p>
@@ -1882,7 +1792,7 @@
         </w:rPr>
         <w:t xml:space="preserve">Diện tích sử dụng: </w:t>
       </w:r>
-      <w:bookmarkStart w:id="0" w:name="_Hlk50126409"/>
+      <w:bookmarkStart w:id="19" w:name="_Hlk50126409"/>
       <w:r>
         <w:rPr>
           <w:bCs/>
@@ -1900,7 +1810,7 @@
         </w:rPr>
         <w:t>2</w:t>
       </w:r>
-      <w:bookmarkEnd w:id="0"/>
+      <w:bookmarkEnd w:id="19"/>
       <w:r>
         <w:rPr>
           <w:bCs/>
@@ -1995,10 +1905,10 @@
       </w:tblPr>
       <w:tblGrid>
         <w:gridCol w:w="590"/>
-        <w:gridCol w:w="2844"/>
-        <w:gridCol w:w="1518"/>
-        <w:gridCol w:w="2136"/>
-        <w:gridCol w:w="1696"/>
+        <w:gridCol w:w="2684"/>
+        <w:gridCol w:w="1430"/>
+        <w:gridCol w:w="2456"/>
+        <w:gridCol w:w="1624"/>
       </w:tblGrid>
       <w:tr>
         <w:trPr>
@@ -2255,7 +2165,7 @@
                 <w:szCs w:val="28"/>
               </w:rPr>
             </w:pPr>
-            <w:del w:id="1005" w:author="Nội dung điều chỉnh (Claude)" w:date="2026-10-21T11:02:44Z">
+            <w:del w:id="20" w:author="Nội dung điều chỉnh (Claude)" w:date="2026-10-21T11:02:00Z">
               <w:r>
                 <w:rPr>
                   <w:b/>
@@ -2266,7 +2176,7 @@
                 <w:delText>11.571,19</w:delText>
               </w:r>
             </w:del>
-            <w:ins w:id="1006" w:author="Nội dung điều chỉnh (Claude)" w:date="2026-10-21T11:02:44Z">
+            <w:ins w:id="21" w:author="Nội dung điều chỉnh (Claude)" w:date="2026-10-21T11:02:00Z">
               <w:r>
                 <w:rPr>
                   <w:b/>
@@ -2274,7 +2184,7 @@
                   <w:sz w:val="28"/>
                   <w:szCs w:val="28"/>
                 </w:rPr>
-                <w:t xml:space="preserve">10.432,82</w:t>
+                <w:t>10.432,82</w:t>
               </w:r>
             </w:ins>
           </w:p>
@@ -2348,7 +2258,7 @@
                 <w:szCs w:val="28"/>
               </w:rPr>
             </w:pPr>
-            <w:del w:id="1011" w:author="Nội dung điều chỉnh (Claude)" w:date="2026-10-21T09:21:33Z">
+            <w:del w:id="22" w:author="Nội dung điều chỉnh (Claude)" w:date="2026-10-21T09:21:00Z">
               <w:r>
                 <w:rPr>
                   <w:sz w:val="28"/>
@@ -2357,13 +2267,13 @@
                 <w:delText>Tiền từ Quỹ phát triển hoạt động sự nghiệp của Trường, vốn vay các tổ chức tín dụng và các nguồn vốn hợp pháp khác của Trường</w:delText>
               </w:r>
             </w:del>
-            <w:ins w:id="1012" w:author="Nội dung điều chỉnh (Claude)" w:date="2026-10-21T09:21:33Z">
+            <w:ins w:id="23" w:author="Nội dung điều chỉnh (Claude)" w:date="2026-10-21T09:21:00Z">
               <w:r>
                 <w:rPr>
                   <w:sz w:val="28"/>
                   <w:szCs w:val="28"/>
                 </w:rPr>
-                <w:t xml:space="preserve">Tiền từ nguồn thu hoạt động sự nghiệp và các nguồn tài chính hợp pháp khác của Trường; vốn vay chỉ sử dụng khi được cơ quan có thẩm quyền hướng dẫn, chấp thuận</w:t>
+                <w:t>Tiền từ nguồn thu hoạt động sự nghiệp và các nguồn tài chính hợp pháp khác của Trường; vốn vay chỉ sử dụng khi được cơ quan có thẩm quyền hướng dẫn, chấp thuận</w:t>
               </w:r>
             </w:ins>
           </w:p>
@@ -2421,7 +2331,7 @@
                 <w:szCs w:val="28"/>
               </w:rPr>
             </w:pPr>
-            <w:del w:id="1007" w:author="Nội dung điều chỉnh (Claude)" w:date="2026-10-21T11:02:44Z">
+            <w:del w:id="24" w:author="Nội dung điều chỉnh (Claude)" w:date="2026-10-21T11:02:00Z">
               <w:r>
                 <w:rPr>
                   <w:sz w:val="28"/>
@@ -2430,13 +2340,13 @@
                 <w:delText>11.571,19</w:delText>
               </w:r>
             </w:del>
-            <w:ins w:id="1008" w:author="Nội dung điều chỉnh (Claude)" w:date="2026-10-21T11:02:44Z">
+            <w:ins w:id="25" w:author="Nội dung điều chỉnh (Claude)" w:date="2026-10-21T11:02:00Z">
               <w:r>
                 <w:rPr>
                   <w:sz w:val="28"/>
                   <w:szCs w:val="28"/>
                 </w:rPr>
-                <w:t xml:space="preserve">10.432,82</w:t>
+                <w:t>10.432,82</w:t>
               </w:r>
             </w:ins>
           </w:p>
@@ -2584,7 +2494,7 @@
                 <w:szCs w:val="28"/>
               </w:rPr>
             </w:pPr>
-            <w:del w:id="1009" w:author="Nội dung điều chỉnh (Claude)" w:date="2026-10-21T11:02:44Z">
+            <w:del w:id="26" w:author="Nội dung điều chỉnh (Claude)" w:date="2026-10-21T11:02:00Z">
               <w:r>
                 <w:rPr>
                   <w:b/>
@@ -2595,7 +2505,7 @@
                 <w:delText>11.117,41</w:delText>
               </w:r>
             </w:del>
-            <w:ins w:id="1010" w:author="Nội dung điều chỉnh (Claude)" w:date="2026-10-21T11:02:44Z">
+            <w:ins w:id="27" w:author="Nội dung điều chỉnh (Claude)" w:date="2026-10-21T11:02:00Z">
               <w:r>
                 <w:rPr>
                   <w:b/>
@@ -2603,7 +2513,7 @@
                   <w:sz w:val="28"/>
                   <w:szCs w:val="28"/>
                 </w:rPr>
-                <w:t xml:space="preserve">10.023,68</w:t>
+                <w:t>10.023,68</w:t>
               </w:r>
             </w:ins>
           </w:p>
@@ -2718,7 +2628,7 @@
                 <w:szCs w:val="28"/>
               </w:rPr>
             </w:pPr>
-            <w:del w:id="1011" w:author="Nội dung điều chỉnh (Claude)" w:date="2026-10-21T11:02:44Z">
+            <w:del w:id="28" w:author="Nội dung điều chỉnh (Claude)" w:date="2026-10-21T11:02:00Z">
               <w:r>
                 <w:rPr>
                   <w:b/>
@@ -2729,7 +2639,7 @@
                 <w:delText>22.688,60</w:delText>
               </w:r>
             </w:del>
-            <w:ins w:id="1012" w:author="Nội dung điều chỉnh (Claude)" w:date="2026-10-21T11:02:44Z">
+            <w:ins w:id="29" w:author="Nội dung điều chỉnh (Claude)" w:date="2026-10-21T11:02:00Z">
               <w:r>
                 <w:rPr>
                   <w:b/>
@@ -2737,7 +2647,7 @@
                   <w:sz w:val="28"/>
                   <w:szCs w:val="28"/>
                 </w:rPr>
-                <w:t xml:space="preserve">20.456,50</w:t>
+                <w:t>20.456,50</w:t>
               </w:r>
             </w:ins>
           </w:p>
@@ -2808,7 +2718,7 @@
           <w:szCs w:val="26"/>
         </w:rPr>
       </w:pPr>
-      <w:bookmarkStart w:id="1" w:name="_Toc230272865"/>
+      <w:bookmarkStart w:id="30" w:name="_Toc230272865"/>
       <w:r>
         <w:rPr>
           <w:b/>
@@ -2819,7 +2729,7 @@
         </w:rPr>
         <w:t>4.1. Vị trí, chức năng</w:t>
       </w:r>
-      <w:bookmarkEnd w:id="1"/>
+      <w:bookmarkEnd w:id="30"/>
       <w:r>
         <w:rPr>
           <w:b/>
@@ -2845,41 +2755,29 @@
         <w:rPr>
           <w:sz w:val="28"/>
         </w:rPr>
-        <w:t xml:space="preserve">a) Công ty TNHH Đăng kiểm Cao đẳng Kon Tum: Là doanh nghiệp được thành lập theo loại hình công ty trách nhiệm hữu hạn hai thành viên trở lên theo Luật Doanh nghiệp ngày 17 tháng 6 năm 2020</w:t>
-      </w:r>
-      <w:r>
-        <w:rPr>
-          <w:sz w:val="28"/>
-        </w:rPr>
-        <w:t xml:space="preserve"> (hợp nhất tại Văn bản hợp nhất số 67/VBHN-VPQH ngày 15 tháng 8 năm 2025)</w:t>
-      </w:r>
-      <w:r>
-        <w:rPr>
-          <w:sz w:val="28"/>
-        </w:rPr>
-        <w:t xml:space="preserve">; trong đó Trường Cao đẳng Kon Tum </w:t>
-      </w:r>
-      <w:del w:id="1003" w:author="Nội dung điều chỉnh (Claude)" w:date="2026-10-21T09:21:33Z">
+        <w:t xml:space="preserve">a) Công ty TNHH Đăng kiểm Cao đẳng Kon Tum: Là doanh nghiệp được thành lập theo loại hình công ty trách nhiệm hữu hạn hai thành viên trở lên theo Luật Doanh nghiệp ngày 17 tháng 6 năm 2020 (hợp nhất tại Văn bản hợp nhất số 67/VBHN-VPQH ngày 15 tháng 8 năm 2025); trong đó Trường Cao đẳng Kon Tum </w:t>
+      </w:r>
+      <w:del w:id="31" w:author="Nội dung điều chỉnh (Claude)" w:date="2026-10-21T09:21:00Z">
         <w:r>
           <w:rPr>
             <w:sz w:val="28"/>
           </w:rPr>
-          <w:delText xml:space="preserve">tham gia góp vốn bằng tài sản được cơ quan có thẩm quyền cho phép sử dụng để góp vốn theo quy định của pháp luật</w:delText>
+          <w:delText>tham gia góp vốn bằng tài sản được cơ quan có thẩm quyền cho phép sử dụng để góp vốn theo quy định của pháp luật</w:delText>
         </w:r>
       </w:del>
-      <w:ins w:id="1004" w:author="Nội dung điều chỉnh (Claude)" w:date="2026-10-21T09:21:33Z">
+      <w:ins w:id="32" w:author="Nội dung điều chỉnh (Claude)" w:date="2026-10-21T09:21:00Z">
         <w:r>
           <w:rPr>
             <w:sz w:val="28"/>
           </w:rPr>
-          <w:t xml:space="preserve">tham gia góp vốn bằng tiền theo quy định của pháp luật (không góp vốn bằng quyền sử dụng đất)</w:t>
+          <w:t>tham gia góp vốn bằng tiền theo quy định của pháp luật (không góp vốn bằng quyền sử dụng đất)</w:t>
         </w:r>
       </w:ins>
       <w:r>
         <w:rPr>
           <w:sz w:val="28"/>
         </w:rPr>
-        <w:t xml:space="preserve">. Công ty là pháp nhân độc lập, tự chủ trong hoạt động sản xuất, kinh doanh và chịu trách nhiệm trước pháp luật về toàn bộ hoạt động của mình.</w:t>
+        <w:t>. Công ty là pháp nhân độc lập, tự chủ trong hoạt động sản xuất, kinh doanh và chịu trách nhiệm trước pháp luật về toàn bộ hoạt động của mình.</w:t>
       </w:r>
     </w:p>
     <w:p>
@@ -3014,7 +2912,7 @@
           <w:szCs w:val="26"/>
         </w:rPr>
       </w:pPr>
-      <w:bookmarkStart w:id="2" w:name="_Toc230272866"/>
+      <w:bookmarkStart w:id="33" w:name="_Toc230272866"/>
       <w:r>
         <w:rPr>
           <w:b/>
@@ -3025,7 +2923,7 @@
         </w:rPr>
         <w:t>4.2. Nhiệm vụ, quyền hạn</w:t>
       </w:r>
-      <w:bookmarkEnd w:id="2"/>
+      <w:bookmarkEnd w:id="33"/>
       <w:r>
         <w:rPr>
           <w:b/>
@@ -3116,22 +3014,22 @@
         </w:rPr>
         <w:t xml:space="preserve">- </w:t>
       </w:r>
-      <w:del w:id="1009" w:author="Nội dung điều chỉnh (Claude)" w:date="2026-10-21T09:21:33Z">
+      <w:del w:id="34" w:author="Nội dung điều chỉnh (Claude)" w:date="2026-10-21T09:21:00Z">
         <w:r>
           <w:rPr>
             <w:sz w:val="28"/>
             <w:lang w:val="nl-BE"/>
           </w:rPr>
-          <w:delText xml:space="preserve">Xây dựng hệ thống quản lý chất lượng theo tiêu chuẩn ISO-9001 có liên quan đến nhiệm vụ của Công ty</w:delText>
+          <w:delText>Xây dựng hệ thống quản lý chất lượng theo tiêu chuẩn ISO-9001 có liên quan đến nhiệm vụ của Công ty</w:delText>
         </w:r>
       </w:del>
-      <w:ins w:id="1010" w:author="Nội dung điều chỉnh (Claude)" w:date="2026-10-21T09:21:33Z">
+      <w:ins w:id="35" w:author="Nội dung điều chỉnh (Claude)" w:date="2026-10-21T09:21:00Z">
         <w:r>
           <w:rPr>
             <w:sz w:val="28"/>
             <w:lang w:val="nl-BE"/>
           </w:rPr>
-          <w:t xml:space="preserve">Xây dựng, áp dụng hệ thống quản lý chất lượng theo nguyên tắc của TCVN ISO/IEC 17020:2012; cơ sở đăng kiểm được tổ chức đánh giá sự phù hợp được chỉ định đánh giá, chứng nhận phù hợp quy chuẩn kỹ thuật quốc gia về cơ sở đăng kiểm trước khi đưa vào hoạt động</w:t>
+          <w:t>Xây dựng, áp dụng hệ thống quản lý chất lượng theo nguyên tắc của TCVN ISO/IEC 17020:2012; cơ sở đăng kiểm được tổ chức đánh giá sự phù hợp được chỉ định đánh giá, chứng nhận phù hợp quy chuẩn kỹ thuật quốc gia về cơ sở đăng kiểm trước khi đưa vào hoạt động</w:t>
         </w:r>
       </w:ins>
       <w:r>
@@ -3139,7 +3037,7 @@
           <w:sz w:val="28"/>
           <w:lang w:val="nl-BE"/>
         </w:rPr>
-        <w:t xml:space="preserve">;</w:t>
+        <w:t>;</w:t>
       </w:r>
     </w:p>
     <w:p>
@@ -3481,21 +3379,7 @@
           <w:sz w:val="28"/>
           <w:szCs w:val="28"/>
         </w:rPr>
-        <w:t xml:space="preserve">Doanh nghiệp được tổ chức theo mô hình bốn tầng quản trị, phân định rõ quyền hạn, trách nhiệm và cơ chế phối hợp giữa các cấp theo Luật Doanh nghiệp ngày 17 tháng 6 năm 2020</w:t>
-      </w:r>
-      <w:r>
-        <w:rPr>
-          <w:sz w:val="28"/>
-          <w:szCs w:val="28"/>
-        </w:rPr>
-        <w:t xml:space="preserve"> (hợp nhất tại Văn bản hợp nhất số 67/VBHN-VPQH ngày 15 tháng 8 năm 2025)</w:t>
-      </w:r>
-      <w:r>
-        <w:rPr>
-          <w:sz w:val="28"/>
-          <w:szCs w:val="28"/>
-        </w:rPr>
-        <w:t xml:space="preserve">, gồm: Hội đồng thành viên, Giám đốc, Kiểm soát viên, Người đại diện theo pháp luật, các bộ phận tác nghiệp.</w:t>
+        <w:t>Doanh nghiệp được tổ chức theo mô hình bốn tầng quản trị, phân định rõ quyền hạn, trách nhiệm và cơ chế phối hợp giữa các cấp theo Luật Doanh nghiệp ngày 17 tháng 6 năm 2020 (hợp nhất tại Văn bản hợp nhất số 67/VBHN-VPQH ngày 15 tháng 8 năm 2025), gồm: Hội đồng thành viên, Giám đốc, Kiểm soát viên, Người đại diện theo pháp luật, các bộ phận tác nghiệp.</w:t>
       </w:r>
     </w:p>
     <w:p>
@@ -3665,20 +3549,20 @@
         </w:rPr>
         <w:t xml:space="preserve">a) Về nhân sự, số người làm việc: </w:t>
       </w:r>
-      <w:del w:id="1036" w:author="Nội dung điều chỉnh (Claude)" w:date="2026-10-21T11:02:44Z">
+      <w:del w:id="36" w:author="Nội dung điều chỉnh (Claude)" w:date="2026-10-21T11:02:00Z">
         <w:r>
           <w:rPr>
             <w:sz w:val="28"/>
           </w:rPr>
-          <w:delText xml:space="preserve">Tối thiểu 15 người, trong đó:</w:delText>
+          <w:delText>Tối thiểu 15 người, trong đó:</w:delText>
         </w:r>
       </w:del>
-      <w:ins w:id="1037" w:author="Nội dung điều chỉnh (Claude)" w:date="2026-10-21T11:02:44Z">
+      <w:ins w:id="37" w:author="Nội dung điều chỉnh (Claude)" w:date="2026-10-21T11:02:00Z">
         <w:r>
           <w:rPr>
             <w:sz w:val="28"/>
           </w:rPr>
-          <w:t xml:space="preserve">Tối thiểu 11 người trong giai đoạn 1 (01 dây chuyền), trong đó:</w:t>
+          <w:t>Tối thiểu 11 người trong giai đoạn 1 (01 dây chuyền), trong đó:</w:t>
         </w:r>
       </w:ins>
     </w:p>
@@ -3741,20 +3625,20 @@
         </w:rPr>
         <w:t xml:space="preserve">- Số lượng người làm việc theo chế độ hợp đồng: </w:t>
       </w:r>
-      <w:del w:id="1038" w:author="Nội dung điều chỉnh (Claude)" w:date="2026-10-21T11:02:44Z">
+      <w:del w:id="38" w:author="Nội dung điều chỉnh (Claude)" w:date="2026-10-21T11:02:00Z">
         <w:r>
           <w:rPr>
             <w:sz w:val="28"/>
           </w:rPr>
-          <w:delText xml:space="preserve">Từ 13 người trở lên.</w:delText>
+          <w:delText>Từ 13 người trở lên.</w:delText>
         </w:r>
       </w:del>
-      <w:ins w:id="1039" w:author="Nội dung điều chỉnh (Claude)" w:date="2026-10-21T11:02:44Z">
+      <w:ins w:id="39" w:author="Nội dung điều chỉnh (Claude)" w:date="2026-10-21T11:02:00Z">
         <w:r>
           <w:rPr>
             <w:sz w:val="28"/>
           </w:rPr>
-          <w:t xml:space="preserve">Từ 09 người trở lên.</w:t>
+          <w:t>Từ 09 người trở lên.</w:t>
         </w:r>
       </w:ins>
     </w:p>
@@ -3809,7 +3693,7 @@
           <w:szCs w:val="26"/>
         </w:rPr>
       </w:pPr>
-      <w:bookmarkStart w:id="3" w:name="_Toc234249802"/>
+      <w:bookmarkStart w:id="40" w:name="_Toc234249802"/>
       <w:r>
         <w:rPr>
           <w:b/>
@@ -3818,7 +3702,7 @@
         </w:rPr>
         <w:t>6.1. Cơ chế hoạt động</w:t>
       </w:r>
-      <w:bookmarkEnd w:id="3"/>
+      <w:bookmarkEnd w:id="40"/>
     </w:p>
     <w:p>
       <w:pPr>
@@ -3865,7 +3749,7 @@
           <w:szCs w:val="26"/>
         </w:rPr>
       </w:pPr>
-      <w:bookmarkStart w:id="4" w:name="_Toc234249803"/>
+      <w:bookmarkStart w:id="41" w:name="_Toc234249803"/>
       <w:r>
         <w:rPr>
           <w:b/>
@@ -3874,46 +3758,22 @@
         </w:rPr>
         <w:t>6.2. Cơ chế tài chính</w:t>
       </w:r>
-      <w:bookmarkEnd w:id="4"/>
-    </w:p>
-    <w:p>
-      <w:pPr>
-        <w:spacing w:before="120" w:after="120"/>
-        <w:ind w:firstLine="720"/>
-        <w:jc w:val="both"/>
-        <w:rPr>
-          <w:sz w:val="28"/>
-        </w:rPr>
-      </w:pPr>
-      <w:r>
-        <w:rPr>
-          <w:sz w:val="28"/>
-        </w:rPr>
-        <w:t xml:space="preserve">a) Công ty thực hiện chế độ kế toán doanh nghiệp theo Luật Kế toán ngày 20 tháng 11 năm 2015</w:t>
-      </w:r>
-      <w:r>
-        <w:rPr>
-          <w:sz w:val="28"/>
-        </w:rPr>
-        <w:t xml:space="preserve"> (hợp nhất tại Văn bản hợp nhất số 41/VBHN-VPQH ngày 16 tháng 3 năm 2026)</w:t>
-      </w:r>
-      <w:r>
-        <w:rPr>
-          <w:sz w:val="28"/>
-        </w:rPr>
-        <w:t xml:space="preserve"> và chế độ kế toán doanh nghiệp hiện hành; tự chủ, tự chịu trách nhiệm về tài chính theo Luật Doanh nghiệp ngày 17 tháng 6 năm 2020</w:t>
-      </w:r>
-      <w:r>
-        <w:rPr>
-          <w:sz w:val="28"/>
-        </w:rPr>
-        <w:t xml:space="preserve"> (hợp nhất tại Văn bản hợp nhất số 67/VBHN-VPQH ngày 15 tháng 8 năm 2025)</w:t>
-      </w:r>
-      <w:r>
-        <w:rPr>
-          <w:sz w:val="28"/>
-        </w:rPr>
-        <w:t xml:space="preserve">; thực hiện đầy đủ nghĩa vụ thuế (thuế giá trị gia tăng, thuế thu nhập doanh nghiệp và các nghĩa vụ khác) theo pháp luật về thuế áp dụng cho doanh nghiệp.</w:t>
+      <w:bookmarkEnd w:id="41"/>
+    </w:p>
+    <w:p>
+      <w:pPr>
+        <w:spacing w:before="120" w:after="120"/>
+        <w:ind w:firstLine="720"/>
+        <w:jc w:val="both"/>
+        <w:rPr>
+          <w:sz w:val="28"/>
+        </w:rPr>
+      </w:pPr>
+      <w:r>
+        <w:rPr>
+          <w:sz w:val="28"/>
+        </w:rPr>
+        <w:t>a) Công ty thực hiện chế độ kế toán doanh nghiệp theo Luật Kế toán ngày 20 tháng 11 năm 2015 (hợp nhất tại Văn bản hợp nhất số 41/VBHN-VPQH ngày 16 tháng 3 năm 2026) và chế độ kế toán doanh nghiệp hiện hành; tự chủ, tự chịu trách nhiệm về tài chính theo Luật Doanh nghiệp ngày 17 tháng 6 năm 2020 (hợp nhất tại Văn bản hợp nhất số 67/VBHN-VPQH ngày 15 tháng 8 năm 2025); thực hiện đầy đủ nghĩa vụ thuế (thuế giá trị gia tăng, thuế thu nhập doanh nghiệp và các nghĩa vụ khác) theo pháp luật về thuế áp dụng cho doanh nghiệp.</w:t>
       </w:r>
     </w:p>
     <w:p>
@@ -3996,7 +3856,7 @@
           <w:szCs w:val="28"/>
         </w:rPr>
       </w:pPr>
-      <w:del w:id="1003" w:author="Nội dung điều chỉnh (Claude)" w:date="2026-10-21T11:02:44Z">
+      <w:del w:id="42" w:author="Nội dung điều chỉnh (Claude)" w:date="2026-10-21T11:02:00Z">
         <w:r>
           <w:rPr>
             <w:sz w:val="28"/>
@@ -4005,13 +3865,13 @@
           <w:delText>Tổng nhu cầu kinh phí thực hiện Đề án là 22.688,6 triệu đồng (bằng chữ: Hai mươi hai tỷ, sáu trăm tám mươi tám triệu, sáu trăm ngàn đồng)</w:delText>
         </w:r>
       </w:del>
-      <w:ins w:id="1004" w:author="Nội dung điều chỉnh (Claude)" w:date="2026-10-21T11:02:44Z">
+      <w:ins w:id="43" w:author="Nội dung điều chỉnh (Claude)" w:date="2026-10-21T11:02:00Z">
         <w:r>
           <w:rPr>
             <w:sz w:val="28"/>
             <w:szCs w:val="28"/>
           </w:rPr>
-          <w:t xml:space="preserve">Tổng nhu cầu kinh phí thực hiện giai đoạn 1 của Đề án là 20.456,5 triệu đồng (bằng chữ: Hai mươi tỷ, bốn trăm năm mươi sáu triệu, năm trăm nghìn đồng)</w:t>
+          <w:t>Tổng nhu cầu kinh phí thực hiện giai đoạn 1 của Đề án là 20.456,5 triệu đồng (bằng chữ: Hai mươi tỷ, bốn trăm năm mươi sáu triệu, năm trăm nghìn đồng)</w:t>
         </w:r>
       </w:ins>
       <w:r>
@@ -4050,9 +3910,9 @@
         <w:tblLook w:val="04A0" w:firstRow="1" w:lastRow="0" w:firstColumn="1" w:lastColumn="0" w:noHBand="0" w:noVBand="1"/>
       </w:tblPr>
       <w:tblGrid>
-        <w:gridCol w:w="704"/>
-        <w:gridCol w:w="6237"/>
-        <w:gridCol w:w="1880"/>
+        <w:gridCol w:w="696"/>
+        <w:gridCol w:w="5949"/>
+        <w:gridCol w:w="2176"/>
       </w:tblGrid>
       <w:tr>
         <w:trPr>
@@ -4261,7 +4121,7 @@
                 <w:lang w:val="vi-VN" w:eastAsia="vi-VN"/>
               </w:rPr>
             </w:pPr>
-            <w:del w:id="1013" w:author="Nội dung điều chỉnh (Claude)" w:date="2026-10-21T11:02:44Z">
+            <w:del w:id="44" w:author="Nội dung điều chỉnh (Claude)" w:date="2026-10-21T11:02:00Z">
               <w:r>
                 <w:rPr>
                   <w:b/>
@@ -4274,7 +4134,7 @@
                 <w:delText>22.605</w:delText>
               </w:r>
             </w:del>
-            <w:ins w:id="1014" w:author="Nội dung điều chỉnh (Claude)" w:date="2026-10-21T11:02:44Z">
+            <w:ins w:id="45" w:author="Nội dung điều chỉnh (Claude)" w:date="2026-10-21T11:02:00Z">
               <w:r>
                 <w:rPr>
                   <w:b/>
@@ -4284,7 +4144,7 @@
                   <w:szCs w:val="20"/>
                   <w:lang w:val="vi-VN" w:eastAsia="vi-VN"/>
                 </w:rPr>
-                <w:t xml:space="preserve">20.405</w:t>
+                <w:t>20.405</w:t>
               </w:r>
             </w:ins>
           </w:p>
@@ -4375,7 +4235,7 @@
                 <w:lang w:val="vi-VN" w:eastAsia="vi-VN"/>
               </w:rPr>
             </w:pPr>
-            <w:del w:id="1015" w:author="Nội dung điều chỉnh (Claude)" w:date="2026-10-21T11:02:44Z">
+            <w:del w:id="46" w:author="Nội dung điều chỉnh (Claude)" w:date="2026-10-21T11:02:00Z">
               <w:r>
                 <w:rPr>
                   <w:b/>
@@ -4388,7 +4248,7 @@
                 <w:delText>13.900</w:delText>
               </w:r>
             </w:del>
-            <w:ins w:id="1016" w:author="Nội dung điều chỉnh (Claude)" w:date="2026-10-21T11:02:44Z">
+            <w:ins w:id="47" w:author="Nội dung điều chỉnh (Claude)" w:date="2026-10-21T11:02:00Z">
               <w:r>
                 <w:rPr>
                   <w:b/>
@@ -4398,7 +4258,7 @@
                   <w:szCs w:val="20"/>
                   <w:lang w:val="vi-VN" w:eastAsia="vi-VN"/>
                 </w:rPr>
-                <w:t xml:space="preserve">11.900</w:t>
+                <w:t>11.900</w:t>
               </w:r>
             </w:ins>
           </w:p>
@@ -4452,7 +4312,7 @@
                 <w:lang w:val="vi-VN" w:eastAsia="vi-VN"/>
               </w:rPr>
             </w:pPr>
-            <w:del w:id="1017" w:author="Nội dung điều chỉnh (Claude)" w:date="2026-10-21T11:02:44Z">
+            <w:del w:id="48" w:author="Nội dung điều chỉnh (Claude)" w:date="2026-10-21T11:02:00Z">
               <w:r>
                 <w:rPr>
                   <w:i/>
@@ -4462,8 +4322,6 @@
                 </w:rPr>
                 <w:delText>Nhà xưởng kiểm định 700 m</w:delText>
               </w:r>
-            </w:del>
-            <w:del w:id="1018" w:author="Nội dung điều chỉnh (Claude)" w:date="2026-10-21T11:02:44Z">
               <w:r>
                 <w:rPr>
                   <w:i/>
@@ -4475,7 +4333,7 @@
                 <w:delText>2</w:delText>
               </w:r>
             </w:del>
-            <w:ins w:id="1019" w:author="Nội dung điều chỉnh (Claude)" w:date="2026-10-21T11:02:44Z">
+            <w:ins w:id="49" w:author="Nội dung điều chỉnh (Claude)" w:date="2026-10-21T11:02:00Z">
               <w:r>
                 <w:rPr>
                   <w:i/>
@@ -4483,7 +4341,7 @@
                   <w:szCs w:val="20"/>
                   <w:lang w:val="vi-VN" w:eastAsia="vi-VN"/>
                 </w:rPr>
-                <w:t xml:space="preserve">Nhà xưởng kiểm định 740 m2</w:t>
+                <w:t>Nhà xưởng kiểm định 740 m2</w:t>
               </w:r>
             </w:ins>
           </w:p>
@@ -4863,7 +4721,7 @@
                 <w:lang w:val="vi-VN" w:eastAsia="vi-VN"/>
               </w:rPr>
             </w:pPr>
-            <w:del w:id="1020" w:author="Nội dung điều chỉnh (Claude)" w:date="2026-10-21T11:02:44Z">
+            <w:del w:id="50" w:author="Nội dung điều chỉnh (Claude)" w:date="2026-10-21T11:02:00Z">
               <w:r>
                 <w:rPr>
                   <w:i/>
@@ -4873,8 +4731,6 @@
                 </w:rPr>
                 <w:delText xml:space="preserve">Bãi đỗ xe bê tông 4.000 </w:delText>
               </w:r>
-            </w:del>
-            <w:del w:id="1021" w:author="Nội dung điều chỉnh (Claude)" w:date="2026-10-21T11:02:44Z">
               <w:r>
                 <w:rPr>
                   <w:iCs/>
@@ -4884,8 +4740,6 @@
                 </w:rPr>
                 <w:delText>m</w:delText>
               </w:r>
-            </w:del>
-            <w:del w:id="1022" w:author="Nội dung điều chỉnh (Claude)" w:date="2026-10-21T11:02:44Z">
               <w:r>
                 <w:rPr>
                   <w:iCs/>
@@ -4897,7 +4751,7 @@
                 <w:delText>2</w:delText>
               </w:r>
             </w:del>
-            <w:ins w:id="1023" w:author="Nội dung điều chỉnh (Claude)" w:date="2026-10-21T11:02:44Z">
+            <w:ins w:id="51" w:author="Nội dung điều chỉnh (Claude)" w:date="2026-10-21T11:02:00Z">
               <w:r>
                 <w:rPr>
                   <w:i/>
@@ -4905,7 +4759,7 @@
                   <w:szCs w:val="20"/>
                   <w:lang w:val="vi-VN" w:eastAsia="vi-VN"/>
                 </w:rPr>
-                <w:t xml:space="preserve">Bãi đỗ xe bê tông 2.000 m2 (giai đoạn 1; 2.000 m2 còn lại đầu tư cùng dây chuyền thứ hai)</w:t>
+                <w:t>Bãi đỗ xe bê tông 2.000 m2 (giai đoạn 1; 2.000 m2 còn lại đầu tư cùng dây chuyền thứ hai)</w:t>
               </w:r>
             </w:ins>
           </w:p>
@@ -4926,7 +4780,7 @@
                 <w:lang w:val="vi-VN" w:eastAsia="vi-VN"/>
               </w:rPr>
             </w:pPr>
-            <w:del w:id="1024" w:author="Nội dung điều chỉnh (Claude)" w:date="2026-10-21T11:02:44Z">
+            <w:del w:id="52" w:author="Nội dung điều chỉnh (Claude)" w:date="2026-10-21T11:02:00Z">
               <w:r>
                 <w:rPr>
                   <w:i/>
@@ -4937,7 +4791,7 @@
                 <w:delText>4.000</w:delText>
               </w:r>
             </w:del>
-            <w:ins w:id="1025" w:author="Nội dung điều chỉnh (Claude)" w:date="2026-10-21T11:02:44Z">
+            <w:ins w:id="53" w:author="Nội dung điều chỉnh (Claude)" w:date="2026-10-21T11:02:00Z">
               <w:r>
                 <w:rPr>
                   <w:i/>
@@ -4945,7 +4799,7 @@
                   <w:szCs w:val="20"/>
                   <w:lang w:val="vi-VN" w:eastAsia="vi-VN"/>
                 </w:rPr>
-                <w:t xml:space="preserve">2.000</w:t>
+                <w:t>2.000</w:t>
               </w:r>
             </w:ins>
           </w:p>
@@ -5098,7 +4952,7 @@
                 <w:lang w:val="vi-VN" w:eastAsia="vi-VN"/>
               </w:rPr>
             </w:pPr>
-            <w:del w:id="1031" w:author="Nội dung điều chỉnh (Claude)" w:date="2026-10-21T09:21:33Z">
+            <w:del w:id="54" w:author="Nội dung điều chỉnh (Claude)" w:date="2026-10-21T09:21:00Z">
               <w:r>
                 <w:rPr>
                   <w:i/>
@@ -5109,7 +4963,7 @@
                 <w:delText>Thiết bị thuộc 2 dây chuyền kiểm định loại II</w:delText>
               </w:r>
             </w:del>
-            <w:ins w:id="1032" w:author="Nội dung điều chỉnh (Claude)" w:date="2026-10-21T09:21:33Z">
+            <w:ins w:id="55" w:author="Nội dung điều chỉnh (Claude)" w:date="2026-10-21T09:21:00Z">
               <w:r>
                 <w:rPr>
                   <w:i/>
@@ -5117,7 +4971,7 @@
                   <w:szCs w:val="20"/>
                   <w:lang w:val="vi-VN" w:eastAsia="vi-VN"/>
                 </w:rPr>
-                <w:t xml:space="preserve">Thiết bị 01 dây chuyền kiểm định tổng hợp loại I và loại II (giai đoạn 1)</w:t>
+                <w:t>Thiết bị 01 dây chuyền kiểm định tổng hợp loại I và loại II (giai đoạn 1)</w:t>
               </w:r>
             </w:ins>
           </w:p>
@@ -5138,7 +4992,7 @@
                 <w:lang w:val="vi-VN" w:eastAsia="vi-VN"/>
               </w:rPr>
             </w:pPr>
-            <w:del w:id="1033" w:author="Nội dung điều chỉnh (Claude)" w:date="2026-10-21T09:21:33Z">
+            <w:del w:id="56" w:author="Nội dung điều chỉnh (Claude)" w:date="2026-10-21T09:21:00Z">
               <w:r>
                 <w:rPr>
                   <w:i/>
@@ -5149,7 +5003,7 @@
                 <w:delText>5.800</w:delText>
               </w:r>
             </w:del>
-            <w:ins w:id="1034" w:author="Nội dung điều chỉnh (Claude)" w:date="2026-10-21T09:21:33Z">
+            <w:ins w:id="57" w:author="Nội dung điều chỉnh (Claude)" w:date="2026-10-21T09:21:00Z">
               <w:r>
                 <w:rPr>
                   <w:i/>
@@ -5157,7 +5011,7 @@
                   <w:szCs w:val="20"/>
                   <w:lang w:val="vi-VN" w:eastAsia="vi-VN"/>
                 </w:rPr>
-                <w:t xml:space="preserve">2.820</w:t>
+                <w:t>2.820</w:t>
               </w:r>
             </w:ins>
           </w:p>
@@ -5341,7 +5195,7 @@
         <w:trPr>
           <w:trHeight w:val="454"/>
           <w:jc w:val="center"/>
-          <w:ins w:id="1038" w:author="Nội dung bổ sung (Claude)" w:date="2026-10-21T09:21:33Z"/>
+          <w:ins w:id="58" w:author="Nội dung bổ sung (Claude)" w:date="2026-10-21T09:21:00Z"/>
         </w:trPr>
         <w:tc>
           <w:tcPr>
@@ -5359,7 +5213,7 @@
                 <w:lang w:val="vi-VN" w:eastAsia="vi-VN"/>
               </w:rPr>
             </w:pPr>
-            <w:ins w:id="1035" w:author="Nội dung bổ sung (Claude)" w:date="2026-10-21T09:21:33Z">
+            <w:ins w:id="59" w:author="Nội dung bổ sung (Claude)" w:date="2026-10-21T09:21:00Z">
               <w:r>
                 <w:rPr>
                   <w:i/>
@@ -5367,7 +5221,7 @@
                   <w:szCs w:val="20"/>
                   <w:lang w:val="vi-VN" w:eastAsia="vi-VN"/>
                 </w:rPr>
-                <w:t xml:space="preserve">2.4</w:t>
+                <w:t>2.4</w:t>
               </w:r>
             </w:ins>
           </w:p>
@@ -5388,7 +5242,7 @@
                 <w:lang w:val="vi-VN" w:eastAsia="vi-VN"/>
               </w:rPr>
             </w:pPr>
-            <w:ins w:id="1036" w:author="Nội dung bổ sung (Claude)" w:date="2026-10-21T09:21:33Z">
+            <w:ins w:id="60" w:author="Nội dung bổ sung (Claude)" w:date="2026-10-21T09:21:00Z">
               <w:r>
                 <w:rPr>
                   <w:i/>
@@ -5396,7 +5250,7 @@
                   <w:szCs w:val="20"/>
                   <w:lang w:val="vi-VN" w:eastAsia="vi-VN"/>
                 </w:rPr>
-                <w:t xml:space="preserve">Dự phòng đầu tư chuẩn hóa theo quy chuẩn kỹ thuật quốc gia mới về cơ sở đăng kiểm (thiết bị cân kiểm tra khối lượng xe; chênh lệch thiết bị kiểm tra phanh tổng hợp có chức năng kiểm tra xe dẫn động bốn bánh toàn thời gian; dụng cụ đo độ truyền sáng kính chắn gió; trang bị bảo vệ cách điện khi kiểm tra xe điện; thiết bị và camera kiểm định khí thải xe mô tô, xe gắn máy; hố móng cân; hệ thống quản lý chất lượng và chứng nhận phù hợp quy chuẩn)</w:t>
+                <w:t>Dự phòng đầu tư chuẩn hóa theo quy chuẩn kỹ thuật quốc gia mới về cơ sở đăng kiểm (thiết bị cân kiểm tra khối lượng xe; chênh lệch thiết bị kiểm tra phanh tổng hợp có chức năng kiểm tra xe dẫn động bốn bánh toàn thời gian; dụng cụ đo độ truyền sáng kính chắn gió; trang bị bảo vệ cách điện khi kiểm tra xe điện; thiết bị và camera kiểm định khí thải xe mô tô, xe gắn máy; hố móng cân; hệ thống quản lý chất lượng và chứng nhận phù hợp quy chuẩn)</w:t>
               </w:r>
             </w:ins>
           </w:p>
@@ -5417,7 +5271,7 @@
                 <w:lang w:val="vi-VN" w:eastAsia="vi-VN"/>
               </w:rPr>
             </w:pPr>
-            <w:ins w:id="1037" w:author="Nội dung bổ sung (Claude)" w:date="2026-10-21T09:21:33Z">
+            <w:ins w:id="61" w:author="Nội dung bổ sung (Claude)" w:date="2026-10-21T09:21:00Z">
               <w:r>
                 <w:rPr>
                   <w:i/>
@@ -5425,7 +5279,7 @@
                   <w:szCs w:val="20"/>
                   <w:lang w:val="vi-VN" w:eastAsia="vi-VN"/>
                 </w:rPr>
-                <w:t xml:space="preserve">2.980</w:t>
+                <w:t>2.980</w:t>
               </w:r>
             </w:ins>
           </w:p>
@@ -5525,7 +5379,7 @@
                 <w:lang w:val="vi-VN" w:eastAsia="vi-VN"/>
               </w:rPr>
             </w:pPr>
-            <w:del w:id="1026" w:author="Nội dung điều chỉnh (Claude)" w:date="2026-10-21T11:02:44Z">
+            <w:del w:id="62" w:author="Nội dung điều chỉnh (Claude)" w:date="2026-10-21T11:02:00Z">
               <w:r>
                 <w:rPr>
                   <w:b/>
@@ -5538,7 +5392,7 @@
                 <w:delText>2.055</w:delText>
               </w:r>
             </w:del>
-            <w:ins w:id="1027" w:author="Nội dung điều chỉnh (Claude)" w:date="2026-10-21T11:02:44Z">
+            <w:ins w:id="63" w:author="Nội dung điều chỉnh (Claude)" w:date="2026-10-21T11:02:00Z">
               <w:r>
                 <w:rPr>
                   <w:b/>
@@ -5548,7 +5402,7 @@
                   <w:szCs w:val="20"/>
                   <w:lang w:val="vi-VN" w:eastAsia="vi-VN"/>
                 </w:rPr>
-                <w:t xml:space="preserve">1.855</w:t>
+                <w:t>1.855</w:t>
               </w:r>
             </w:ins>
           </w:p>
@@ -5639,7 +5493,7 @@
                 <w:lang w:val="vi-VN" w:eastAsia="vi-VN"/>
               </w:rPr>
             </w:pPr>
-            <w:del w:id="1028" w:author="Nội dung điều chỉnh (Claude)" w:date="2026-10-21T11:02:44Z">
+            <w:del w:id="64" w:author="Nội dung điều chỉnh (Claude)" w:date="2026-10-21T11:02:00Z">
               <w:r>
                 <w:rPr>
                   <w:b/>
@@ -5652,7 +5506,7 @@
                 <w:delText>83,6</w:delText>
               </w:r>
             </w:del>
-            <w:ins w:id="1029" w:author="Nội dung điều chỉnh (Claude)" w:date="2026-10-21T11:02:44Z">
+            <w:ins w:id="65" w:author="Nội dung điều chỉnh (Claude)" w:date="2026-10-21T11:02:00Z">
               <w:r>
                 <w:rPr>
                   <w:b/>
@@ -5662,7 +5516,7 @@
                   <w:szCs w:val="20"/>
                   <w:lang w:val="vi-VN" w:eastAsia="vi-VN"/>
                 </w:rPr>
-                <w:t xml:space="preserve">51,5</w:t>
+                <w:t>51,5</w:t>
               </w:r>
             </w:ins>
           </w:p>
@@ -5716,7 +5570,7 @@
                 <w:lang w:val="vi-VN" w:eastAsia="vi-VN"/>
               </w:rPr>
             </w:pPr>
-            <w:del w:id="1030" w:author="Nội dung điều chỉnh (Claude)" w:date="2026-10-21T11:02:44Z">
+            <w:del w:id="66" w:author="Nội dung điều chỉnh (Claude)" w:date="2026-10-21T11:02:00Z">
               <w:r>
                 <w:rPr>
                   <w:iCs/>
@@ -5727,7 +5581,7 @@
                 <w:delText>ĐKV: 7 người: (10,7 triệu/người x 7 người) gồm: Học phí 5 triệu/người + tiền công tác phí, ăn ở, đi lại: 5,7 triệu/người.</w:delText>
               </w:r>
             </w:del>
-            <w:ins w:id="1031" w:author="Nội dung điều chỉnh (Claude)" w:date="2026-10-21T11:02:44Z">
+            <w:ins w:id="67" w:author="Nội dung điều chỉnh (Claude)" w:date="2026-10-21T11:02:00Z">
               <w:r>
                 <w:rPr>
                   <w:iCs/>
@@ -5735,7 +5589,7 @@
                   <w:szCs w:val="20"/>
                   <w:lang w:val="vi-VN" w:eastAsia="vi-VN"/>
                 </w:rPr>
-                <w:t xml:space="preserve">ĐKV: 4 người: (10,7 triệu/người x 4 người) gồm: Học phí 5 triệu/người + tiền công tác phí, ăn ở, đi lại: 5,7 triệu/người.</w:t>
+                <w:t>ĐKV: 4 người: (10,7 triệu/người x 4 người) gồm: Học phí 5 triệu/người + tiền công tác phí, ăn ở, đi lại: 5,7 triệu/người.</w:t>
               </w:r>
             </w:ins>
           </w:p>
@@ -5756,7 +5610,7 @@
                 <w:lang w:val="vi-VN" w:eastAsia="vi-VN"/>
               </w:rPr>
             </w:pPr>
-            <w:del w:id="1032" w:author="Nội dung điều chỉnh (Claude)" w:date="2026-10-21T11:02:44Z">
+            <w:del w:id="68" w:author="Nội dung điều chỉnh (Claude)" w:date="2026-10-21T11:02:00Z">
               <w:r>
                 <w:rPr>
                   <w:iCs/>
@@ -5767,7 +5621,7 @@
                 <w:delText>74,9</w:delText>
               </w:r>
             </w:del>
-            <w:ins w:id="1033" w:author="Nội dung điều chỉnh (Claude)" w:date="2026-10-21T11:02:44Z">
+            <w:ins w:id="69" w:author="Nội dung điều chỉnh (Claude)" w:date="2026-10-21T11:02:00Z">
               <w:r>
                 <w:rPr>
                   <w:iCs/>
@@ -5775,7 +5629,7 @@
                   <w:szCs w:val="20"/>
                   <w:lang w:val="vi-VN" w:eastAsia="vi-VN"/>
                 </w:rPr>
-                <w:t xml:space="preserve">42,8</w:t>
+                <w:t>42,8</w:t>
               </w:r>
             </w:ins>
           </w:p>
@@ -5936,7 +5790,7 @@
                 <w:lang w:val="vi-VN" w:eastAsia="vi-VN"/>
               </w:rPr>
             </w:pPr>
-            <w:del w:id="1034" w:author="Nội dung điều chỉnh (Claude)" w:date="2026-10-21T11:02:44Z">
+            <w:del w:id="70" w:author="Nội dung điều chỉnh (Claude)" w:date="2026-10-21T11:02:00Z">
               <w:r>
                 <w:rPr>
                   <w:b/>
@@ -5949,7 +5803,7 @@
                 <w:delText>22.688,6</w:delText>
               </w:r>
             </w:del>
-            <w:ins w:id="1035" w:author="Nội dung điều chỉnh (Claude)" w:date="2026-10-21T11:02:44Z">
+            <w:ins w:id="71" w:author="Nội dung điều chỉnh (Claude)" w:date="2026-10-21T11:02:00Z">
               <w:r>
                 <w:rPr>
                   <w:b/>
@@ -5959,7 +5813,7 @@
                   <w:szCs w:val="20"/>
                   <w:lang w:val="vi-VN" w:eastAsia="vi-VN"/>
                 </w:rPr>
-                <w:t xml:space="preserve">20.456,5</w:t>
+                <w:t>20.456,5</w:t>
               </w:r>
             </w:ins>
           </w:p>
@@ -6021,22 +5875,22 @@
         </w:rPr>
         <w:t xml:space="preserve"> Hoàn thành, thành lập, </w:t>
       </w:r>
-      <w:del w:id="1039" w:author="Nội dung điều chỉnh (Claude)" w:date="2026-10-21T09:21:33Z">
+      <w:del w:id="72" w:author="Nội dung điều chỉnh (Claude)" w:date="2026-10-21T09:21:00Z">
         <w:r>
           <w:rPr>
             <w:sz w:val="28"/>
             <w:szCs w:val="28"/>
           </w:rPr>
-          <w:delText xml:space="preserve">đưa vào hoạt động Công ty TNHH Đăng kiểm Cao đẳng Kon Tum trực thuộc Trường Cao đẳng Kon Tum từ Quý IV năm 2027</w:delText>
+          <w:delText>đưa vào hoạt động Công ty TNHH Đăng kiểm Cao đẳng Kon Tum trực thuộc Trường Cao đẳng Kon Tum từ Quý IV năm 2027</w:delText>
         </w:r>
       </w:del>
-      <w:ins w:id="1040" w:author="Nội dung điều chỉnh (Claude)" w:date="2026-10-21T09:21:33Z">
+      <w:ins w:id="73" w:author="Nội dung điều chỉnh (Claude)" w:date="2026-10-21T09:21:00Z">
         <w:r>
           <w:rPr>
             <w:sz w:val="28"/>
             <w:szCs w:val="28"/>
           </w:rPr>
-          <w:t xml:space="preserve">đưa vào hoạt động Công ty TNHH Đăng kiểm Cao đẳng Kon Tum và Trung tâm Đăng kiểm xe cơ giới từ Quý III năm 2028; giai đoạn 1 đầu tư 01 dây chuyền kiểm định tổng hợp, dây chuyền thứ hai đầu tư khi lưu lượng thực tế đạt từ 90% công suất thiết kế (14.976 lượt/năm) trong 2 năm liên tiếp</w:t>
+          <w:t>đưa vào hoạt động Công ty TNHH Đăng kiểm Cao đẳng Kon Tum và Trung tâm Đăng kiểm xe cơ giới từ Quý III năm 2028; giai đoạn 1 đầu tư 01 dây chuyền kiểm định tổng hợp, dây chuyền thứ hai đầu tư khi lưu lượng thực tế đạt từ 90% công suất thiết kế (14.976 lượt/năm) trong 2 năm liên tiếp</w:t>
         </w:r>
       </w:ins>
       <w:r>
@@ -6044,7 +5898,7 @@
           <w:sz w:val="28"/>
           <w:szCs w:val="28"/>
         </w:rPr>
-        <w:t xml:space="preserve">.</w:t>
+        <w:t>.</w:t>
       </w:r>
     </w:p>
     <w:p>
@@ -6100,15 +5954,31 @@
           <w:szCs w:val="28"/>
         </w:rPr>
       </w:pPr>
-      <w:ins w:id="1043" w:author="Nội dung bổ sung (Claude)" w:date="2026-10-21T09:21:33Z">
+      <w:ins w:id="74" w:author="Nội dung bổ sung (Claude)" w:date="2026-10-21T09:21:00Z">
         <w:r>
           <w:rPr>
             <w:sz w:val="28"/>
             <w:szCs w:val="28"/>
           </w:rPr>
-          <w:t xml:space="preserve">Hiệu trưởng phê duyệt Đề án sử dụng tài sản công vào mục đích liên doanh, liên kết theo điểm a khoản 7 Điều 7 Nghị định số 334/2026/NĐ-CP và khoản 2 Điều 14 Quy định ban hành kèm theo Quyết định số 46/2025/QĐ-CTUBND ngày 02 tháng 12 năm 2025 của Chủ tịch Ủy ban nhân dân tỉnh, báo cáo Ủy ban nhân dân tỉnh; báo cáo Ủy ban nhân dân tỉnh cho ý kiến về chủ trương phương án vay vốn, huy động vốn (nếu có) trước khi thực hiện.</w:t>
+          <w:t xml:space="preserve">Hiệu trưởng </w:t>
         </w:r>
       </w:ins>
+      <w:r>
+        <w:rPr>
+          <w:sz w:val="28"/>
+          <w:szCs w:val="28"/>
+        </w:rPr>
+        <w:t xml:space="preserve">nhà trường </w:t>
+      </w:r>
+      <w:ins w:id="75" w:author="Nội dung bổ sung (Claude)" w:date="2026-10-21T09:21:00Z">
+        <w:r>
+          <w:rPr>
+            <w:sz w:val="28"/>
+            <w:szCs w:val="28"/>
+          </w:rPr>
+          <w:t>phê duyệt Đề án sử dụng tài sản công vào mục đích liên doanh, liên kết theo điểm a khoản 7 Điều 7 Nghị định số 334/2026/NĐ-CP và khoản 2 Điều 14 Quy định ban hành kèm theo Quyết định số 46/2025/QĐ-CTUBND ngày 02 tháng 12 năm 2025 của Chủ tịch Ủy ban nhân dân tỉnh, báo cáo Ủy ban nhân dân tỉnh; báo cáo Ủy ban nhân dân tỉnh cho ý kiến về chủ trương phương án vay vốn, huy động vốn (nếu có) trước khi thực hiện.</w:t>
+        </w:r>
+      </w:ins>
     </w:p>
     <w:p>
       <w:pPr>
@@ -6160,20 +6030,20 @@
         </w:rPr>
         <w:t xml:space="preserve">b) Sở Tài chính: Tổ chức thẩm định cơ chế tài chính, vốn góp thành lập doanh nghiệp theo quy định hiện hành; hướng dẫn thẩm định giá trị tài sản, phương án xử lý tài chính, tài sản của nhà nước khi góp vốn thành lập doanh nghiệp theo quy định; </w:t>
       </w:r>
-      <w:del w:id="1041" w:author="Nội dung điều chỉnh (Claude)" w:date="2026-10-21T09:21:33Z">
+      <w:del w:id="76" w:author="Nội dung điều chỉnh (Claude)" w:date="2026-10-21T09:21:00Z">
         <w:r>
           <w:rPr>
             <w:sz w:val="28"/>
           </w:rPr>
-          <w:delText xml:space="preserve">thủ tục đăng ký doanh nghiệp; quy trình lựa chọn nhà đầu tư.</w:delText>
+          <w:delText>thủ tục đăng ký doanh nghiệp; quy trình lựa chọn nhà đầu tư.</w:delText>
         </w:r>
       </w:del>
-      <w:ins w:id="1042" w:author="Nội dung điều chỉnh (Claude)" w:date="2026-10-21T09:21:33Z">
+      <w:ins w:id="77" w:author="Nội dung điều chỉnh (Claude)" w:date="2026-10-21T09:21:00Z">
         <w:r>
           <w:rPr>
             <w:sz w:val="28"/>
           </w:rPr>
-          <w:t xml:space="preserve">thủ tục đăng ký doanh nghiệp; quy trình lựa chọn nhà đầu tư; tham mưu Ủy ban nhân dân tỉnh xin ý kiến hướng dẫn của Bộ Tài chính về cơ chế góp vốn, quản lý phần vốn của Trường tại Công ty và việc sử dụng vốn vay để góp vốn.</w:t>
+          <w:t>thủ tục đăng ký doanh nghiệp; quy trình lựa chọn nhà đầu tư; tham mưu Ủy ban nhân dân tỉnh xin ý kiến hướng dẫn của Bộ Tài chính về cơ chế góp vốn, quản lý phần vốn của Trường tại Công ty và việc sử dụng vốn vay để góp vốn.</w:t>
         </w:r>
       </w:ins>
     </w:p>
@@ -6292,7 +6162,7 @@
         </w:rPr>
         <w:t>Quyết định này có hiệu lực thi hành kể từ ngày ký ban hành.</w:t>
       </w:r>
-      <w:bookmarkStart w:id="5" w:name="dieu_2"/>
+      <w:bookmarkStart w:id="78" w:name="dieu_2"/>
     </w:p>
     <w:p>
       <w:pPr>
@@ -6326,7 +6196,7 @@
         </w:rPr>
         <w:t>Điều 4.</w:t>
       </w:r>
-      <w:bookmarkEnd w:id="5"/>
+      <w:bookmarkEnd w:id="78"/>
       <w:r>
         <w:rPr>
           <w:b/>
@@ -6338,7 +6208,7 @@
         </w:rPr>
         <w:t xml:space="preserve"> </w:t>
       </w:r>
-      <w:bookmarkStart w:id="6" w:name="dieu_2_name"/>
+      <w:bookmarkStart w:id="79" w:name="dieu_2_name"/>
       <w:r>
         <w:rPr>
           <w:snapToGrid w:val="0"/>
@@ -6348,7 +6218,7 @@
         </w:rPr>
         <w:t>Chánh Văn phòng Ủy ban nhân dân tỉnh; Giám đốc các Sở: Tài chính, Nội vụ, Xây dựng, Nông nghiệp và Môi trường, Giáo dục và Đào tạo; Hiệu trưởng Trường Cao đẳng Kon Tum; Thủ trưởng các sở, ban, ngành cấp tỉnh có liên quan chịu trách nhiệm thi hành Quyết định này</w:t>
       </w:r>
-      <w:bookmarkEnd w:id="6"/>
+      <w:bookmarkEnd w:id="79"/>
       <w:r>
         <w:rPr>
           <w:snapToGrid w:val="0"/>
@@ -6387,7 +6257,6 @@
                 <w:b/>
                 <w:i/>
                 <w:snapToGrid w:val="0"/>
-                <w:sz w:val="24"/>
                 <w:szCs w:val="16"/>
                 <w:lang w:val="fi-FI"/>
               </w:rPr>
@@ -6400,7 +6269,6 @@
                 <w:i/>
                 <w:iCs/>
                 <w:snapToGrid w:val="0"/>
-                <w:sz w:val="24"/>
                 <w:szCs w:val="16"/>
                 <w:lang w:val="fi-FI"/>
               </w:rPr>
@@ -6690,7 +6558,7 @@
 </file>
 
 <file path=word/endnotes.xml><?xml version="1.0" encoding="utf-8"?>
-<w:endnotes xmlns:wpc="http://schemas.microsoft.com/office/word/2010/wordprocessingCanvas" xmlns:cx="http://schemas.microsoft.com/office/drawing/2014/chartex" xmlns:cx1="http://schemas.microsoft.com/office/drawing/2015/9/8/chartex" xmlns:cx2="http://schemas.microsoft.com/office/drawing/2015/10/21/chartex" xmlns:cx3="http://schemas.microsoft.com/office/drawing/2016/5/9/chartex" xmlns:cx4="http://schemas.microsoft.com/office/drawing/2016/5/10/chartex" xmlns:cx5="http://schemas.microsoft.com/office/drawing/2016/5/11/chartex" xmlns:cx6="http://schemas.microsoft.com/office/drawing/2016/5/12/chartex" xmlns:cx7="http://schemas.microsoft.com/office/drawing/2016/5/13/chartex" xmlns:cx8="http://schemas.microsoft.com/office/drawing/2016/5/14/chartex" xmlns:mc="http://schemas.openxmlformats.org/markup-compatibility/2006" xmlns:aink="http://schemas.microsoft.com/office/drawing/2016/ink" xmlns:am3d="http://schemas.microsoft.com/office/drawing/2017/model3d" xmlns:o="urn:schemas-microsoft-com:office:office" xmlns:oel="http://schemas.microsoft.com/office/2019/extlst" xmlns:r="http://schemas.openxmlformats.org/officeDocument/2006/relationships" xmlns:m="http://schemas.openxmlformats.org/officeDocument/2006/math" xmlns:v="urn:schemas-microsoft-com:vml" xmlns:wp14="http://schemas.microsoft.com/office/word/2010/wordprocessingDrawing" xmlns:wp="http://schemas.openxmlformats.org/drawingml/2006/wordprocessingDrawing" xmlns:w10="urn:schemas-microsoft-com:office:word" xmlns:w="http://schemas.openxmlformats.org/wordprocessingml/2006/main" xmlns:w14="http://schemas.microsoft.com/office/word/2010/wordml" xmlns:w15="http://schemas.microsoft.com/office/word/2012/wordml" xmlns:w16cex="http://schemas.microsoft.com/office/word/2018/wordml/cex" xmlns:w16cid="http://schemas.microsoft.com/office/word/2016/wordml/cid" xmlns:w16="http://schemas.microsoft.com/office/word/2018/wordml" xmlns:w16du="http://schemas.microsoft.com/office/word/2023/wordml/word16du" xmlns:w16sdtdh="http://schemas.microsoft.com/office/word/2020/wordml/sdtdatahash" xmlns:w16sdtfl="http://schemas.microsoft.com/office/word/2024/wordml/sdtformatlock" xmlns:w16se="http://schemas.microsoft.com/office/word/2015/wordml/symex" xmlns:wpg="http://schemas.microsoft.com/office/word/2010/wordprocessingGroup" xmlns:wpi="http://schemas.microsoft.com/office/word/2010/wordprocessingInk" xmlns:wne="http://schemas.microsoft.com/office/word/2006/wordml" xmlns:wps="http://schemas.microsoft.com/office/word/2010/wordprocessingShape" mc:Ignorable="w14 w15 w16se w16cid w16 w16cex w16sdtdh w16sdtfl w16du wp14">
+<w:endnotes xmlns:wpc="http://schemas.microsoft.com/office/word/2010/wordprocessingCanvas" xmlns:cx="http://schemas.microsoft.com/office/drawing/2014/chartex" xmlns:cx1="http://schemas.microsoft.com/office/drawing/2015/9/8/chartex" xmlns:cx2="http://schemas.microsoft.com/office/drawing/2015/10/21/chartex" xmlns:cx3="http://schemas.microsoft.com/office/drawing/2016/5/9/chartex" xmlns:cx4="http://schemas.microsoft.com/office/drawing/2016/5/10/chartex" xmlns:cx5="http://schemas.microsoft.com/office/drawing/2016/5/11/chartex" xmlns:cx6="http://schemas.microsoft.com/office/drawing/2016/5/12/chartex" xmlns:cx7="http://schemas.microsoft.com/office/drawing/2016/5/13/chartex" xmlns:cx8="http://schemas.microsoft.com/office/drawing/2016/5/14/chartex" xmlns:mc="http://schemas.openxmlformats.org/markup-compatibility/2006" xmlns:aink="http://schemas.microsoft.com/office/drawing/2016/ink" xmlns:am3d="http://schemas.microsoft.com/office/drawing/2017/model3d" xmlns:o="urn:schemas-microsoft-com:office:office" xmlns:oel="http://schemas.microsoft.com/office/2019/extlst" xmlns:r="http://schemas.openxmlformats.org/officeDocument/2006/relationships" xmlns:m="http://schemas.openxmlformats.org/officeDocument/2006/math" xmlns:v="urn:schemas-microsoft-com:vml" xmlns:wp14="http://schemas.microsoft.com/office/word/2010/wordprocessingDrawing" xmlns:wp="http://schemas.openxmlformats.org/drawingml/2006/wordprocessingDrawing" xmlns:w10="urn:schemas-microsoft-com:office:word" xmlns:w="http://schemas.openxmlformats.org/wordprocessingml/2006/main" xmlns:w14="http://schemas.microsoft.com/office/word/2010/wordml" xmlns:w15="http://schemas.microsoft.com/office/word/2012/wordml" xmlns:w16cex="http://schemas.microsoft.com/office/word/2018/wordml/cex" xmlns:w16cid="http://schemas.microsoft.com/office/word/2016/wordml/cid" xmlns:w16="http://schemas.microsoft.com/office/word/2018/wordml" xmlns:w16du="http://schemas.microsoft.com/office/word/2023/wordml/word16du" xmlns:w16sdtdh="http://schemas.microsoft.com/office/word/2020/wordml/sdtdatahash" xmlns:w16se="http://schemas.microsoft.com/office/word/2015/wordml/symex" xmlns:wpg="http://schemas.microsoft.com/office/word/2010/wordprocessingGroup" xmlns:wpi="http://schemas.microsoft.com/office/word/2010/wordprocessingInk" xmlns:wne="http://schemas.microsoft.com/office/word/2006/wordml" xmlns:wps="http://schemas.microsoft.com/office/word/2010/wordprocessingShape" mc:Ignorable="w14 w15 w16se w16cid w16 w16cex w16sdtdh wp14">
   <w:endnote w:type="separator" w:id="-1">
     <w:p>
       <w:r>
@@ -6709,7 +6577,7 @@
 </file>
 
 <file path=word/footnotes.xml><?xml version="1.0" encoding="utf-8"?>
-<w:footnotes xmlns:wpc="http://schemas.microsoft.com/office/word/2010/wordprocessingCanvas" xmlns:cx="http://schemas.microsoft.com/office/drawing/2014/chartex" xmlns:cx1="http://schemas.microsoft.com/office/drawing/2015/9/8/chartex" xmlns:cx2="http://schemas.microsoft.com/office/drawing/2015/10/21/chartex" xmlns:cx3="http://schemas.microsoft.com/office/drawing/2016/5/9/chartex" xmlns:cx4="http://schemas.microsoft.com/office/drawing/2016/5/10/chartex" xmlns:cx5="http://schemas.microsoft.com/office/drawing/2016/5/11/chartex" xmlns:cx6="http://schemas.microsoft.com/office/drawing/2016/5/12/chartex" xmlns:cx7="http://schemas.microsoft.com/office/drawing/2016/5/13/chartex" xmlns:cx8="http://schemas.microsoft.com/office/drawing/2016/5/14/chartex" xmlns:mc="http://schemas.openxmlformats.org/markup-compatibility/2006" xmlns:aink="http://schemas.microsoft.com/office/drawing/2016/ink" xmlns:am3d="http://schemas.microsoft.com/office/drawing/2017/model3d" xmlns:o="urn:schemas-microsoft-com:office:office" xmlns:oel="http://schemas.microsoft.com/office/2019/extlst" xmlns:r="http://schemas.openxmlformats.org/officeDocument/2006/relationships" xmlns:m="http://schemas.openxmlformats.org/officeDocument/2006/math" xmlns:v="urn:schemas-microsoft-com:vml" xmlns:wp14="http://schemas.microsoft.com/office/word/2010/wordprocessingDrawing" xmlns:wp="http://schemas.openxmlformats.org/drawingml/2006/wordprocessingDrawing" xmlns:w10="urn:schemas-microsoft-com:office:word" xmlns:w="http://schemas.openxmlformats.org/wordprocessingml/2006/main" xmlns:w14="http://schemas.microsoft.com/office/word/2010/wordml" xmlns:w15="http://schemas.microsoft.com/office/word/2012/wordml" xmlns:w16cex="http://schemas.microsoft.com/office/word/2018/wordml/cex" xmlns:w16cid="http://schemas.microsoft.com/office/word/2016/wordml/cid" xmlns:w16="http://schemas.microsoft.com/office/word/2018/wordml" xmlns:w16du="http://schemas.microsoft.com/office/word/2023/wordml/word16du" xmlns:w16sdtdh="http://schemas.microsoft.com/office/word/2020/wordml/sdtdatahash" xmlns:w16sdtfl="http://schemas.microsoft.com/office/word/2024/wordml/sdtformatlock" xmlns:w16se="http://schemas.microsoft.com/office/word/2015/wordml/symex" xmlns:wpg="http://schemas.microsoft.com/office/word/2010/wordprocessingGroup" xmlns:wpi="http://schemas.microsoft.com/office/word/2010/wordprocessingInk" xmlns:wne="http://schemas.microsoft.com/office/word/2006/wordml" xmlns:wps="http://schemas.microsoft.com/office/word/2010/wordprocessingShape" mc:Ignorable="w14 w15 w16se w16cid w16 w16cex w16sdtdh w16sdtfl w16du wp14">
+<w:footnotes xmlns:wpc="http://schemas.microsoft.com/office/word/2010/wordprocessingCanvas" xmlns:cx="http://schemas.microsoft.com/office/drawing/2014/chartex" xmlns:cx1="http://schemas.microsoft.com/office/drawing/2015/9/8/chartex" xmlns:cx2="http://schemas.microsoft.com/office/drawing/2015/10/21/chartex" xmlns:cx3="http://schemas.microsoft.com/office/drawing/2016/5/9/chartex" xmlns:cx4="http://schemas.microsoft.com/office/drawing/2016/5/10/chartex" xmlns:cx5="http://schemas.microsoft.com/office/drawing/2016/5/11/chartex" xmlns:cx6="http://schemas.microsoft.com/office/drawing/2016/5/12/chartex" xmlns:cx7="http://schemas.microsoft.com/office/drawing/2016/5/13/chartex" xmlns:cx8="http://schemas.microsoft.com/office/drawing/2016/5/14/chartex" xmlns:mc="http://schemas.openxmlformats.org/markup-compatibility/2006" xmlns:aink="http://schemas.microsoft.com/office/drawing/2016/ink" xmlns:am3d="http://schemas.microsoft.com/office/drawing/2017/model3d" xmlns:o="urn:schemas-microsoft-com:office:office" xmlns:oel="http://schemas.microsoft.com/office/2019/extlst" xmlns:r="http://schemas.openxmlformats.org/officeDocument/2006/relationships" xmlns:m="http://schemas.openxmlformats.org/officeDocument/2006/math" xmlns:v="urn:schemas-microsoft-com:vml" xmlns:wp14="http://schemas.microsoft.com/office/word/2010/wordprocessingDrawing" xmlns:wp="http://schemas.openxmlformats.org/drawingml/2006/wordprocessingDrawing" xmlns:w10="urn:schemas-microsoft-com:office:word" xmlns:w="http://schemas.openxmlformats.org/wordprocessingml/2006/main" xmlns:w14="http://schemas.microsoft.com/office/word/2010/wordml" xmlns:w15="http://schemas.microsoft.com/office/word/2012/wordml" xmlns:w16cex="http://schemas.microsoft.com/office/word/2018/wordml/cex" xmlns:w16cid="http://schemas.microsoft.com/office/word/2016/wordml/cid" xmlns:w16="http://schemas.microsoft.com/office/word/2018/wordml" xmlns:w16du="http://schemas.microsoft.com/office/word/2023/wordml/word16du" xmlns:w16sdtdh="http://schemas.microsoft.com/office/word/2020/wordml/sdtdatahash" xmlns:w16se="http://schemas.microsoft.com/office/word/2015/wordml/symex" xmlns:wpg="http://schemas.microsoft.com/office/word/2010/wordprocessingGroup" xmlns:wpi="http://schemas.microsoft.com/office/word/2010/wordprocessingInk" xmlns:wne="http://schemas.microsoft.com/office/word/2006/wordml" xmlns:wps="http://schemas.microsoft.com/office/word/2010/wordprocessingShape" mc:Ignorable="w14 w15 w16se w16cid w16 w16cex w16sdtdh wp14">
   <w:footnote w:type="separator" w:id="-1">
     <w:p>
       <w:r>
@@ -6728,7 +6596,7 @@
 </file>
 
 <file path=word/header1.xml><?xml version="1.0" encoding="utf-8"?>
-<w:hdr xmlns:wpc="http://schemas.microsoft.com/office/word/2010/wordprocessingCanvas" xmlns:cx="http://schemas.microsoft.com/office/drawing/2014/chartex" xmlns:cx1="http://schemas.microsoft.com/office/drawing/2015/9/8/chartex" xmlns:cx2="http://schemas.microsoft.com/office/drawing/2015/10/21/chartex" xmlns:cx3="http://schemas.microsoft.com/office/drawing/2016/5/9/chartex" xmlns:cx4="http://schemas.microsoft.com/office/drawing/2016/5/10/chartex" xmlns:cx5="http://schemas.microsoft.com/office/drawing/2016/5/11/chartex" xmlns:cx6="http://schemas.microsoft.com/office/drawing/2016/5/12/chartex" xmlns:cx7="http://schemas.microsoft.com/office/drawing/2016/5/13/chartex" xmlns:cx8="http://schemas.microsoft.com/office/drawing/2016/5/14/chartex" xmlns:mc="http://schemas.openxmlformats.org/markup-compatibility/2006" xmlns:aink="http://schemas.microsoft.com/office/drawing/2016/ink" xmlns:am3d="http://schemas.microsoft.com/office/drawing/2017/model3d" xmlns:o="urn:schemas-microsoft-com:office:office" xmlns:oel="http://schemas.microsoft.com/office/2019/extlst" xmlns:r="http://schemas.openxmlformats.org/officeDocument/2006/relationships" xmlns:m="http://schemas.openxmlformats.org/officeDocument/2006/math" xmlns:v="urn:schemas-microsoft-com:vml" xmlns:wp14="http://schemas.microsoft.com/office/word/2010/wordprocessingDrawing" xmlns:wp="http://schemas.openxmlformats.org/drawingml/2006/wordprocessingDrawing" xmlns:w10="urn:schemas-microsoft-com:office:word" xmlns:w="http://schemas.openxmlformats.org/wordprocessingml/2006/main" xmlns:w14="http://schemas.microsoft.com/office/word/2010/wordml" xmlns:w15="http://schemas.microsoft.com/office/word/2012/wordml" xmlns:w16cex="http://schemas.microsoft.com/office/word/2018/wordml/cex" xmlns:w16cid="http://schemas.microsoft.com/office/word/2016/wordml/cid" xmlns:w16="http://schemas.microsoft.com/office/word/2018/wordml" xmlns:w16du="http://schemas.microsoft.com/office/word/2023/wordml/word16du" xmlns:w16sdtdh="http://schemas.microsoft.com/office/word/2020/wordml/sdtdatahash" xmlns:w16sdtfl="http://schemas.microsoft.com/office/word/2024/wordml/sdtformatlock" xmlns:w16se="http://schemas.microsoft.com/office/word/2015/wordml/symex" xmlns:wpg="http://schemas.microsoft.com/office/word/2010/wordprocessingGroup" xmlns:wpi="http://schemas.microsoft.com/office/word/2010/wordprocessingInk" xmlns:wne="http://schemas.microsoft.com/office/word/2006/wordml" xmlns:wps="http://schemas.microsoft.com/office/word/2010/wordprocessingShape" mc:Ignorable="w14 w15 w16se w16cid w16 w16cex w16sdtdh w16sdtfl w16du wp14">
+<w:hdr xmlns:wpc="http://schemas.microsoft.com/office/word/2010/wordprocessingCanvas" xmlns:cx="http://schemas.microsoft.com/office/drawing/2014/chartex" xmlns:cx1="http://schemas.microsoft.com/office/drawing/2015/9/8/chartex" xmlns:cx2="http://schemas.microsoft.com/office/drawing/2015/10/21/chartex" xmlns:cx3="http://schemas.microsoft.com/office/drawing/2016/5/9/chartex" xmlns:cx4="http://schemas.microsoft.com/office/drawing/2016/5/10/chartex" xmlns:cx5="http://schemas.microsoft.com/office/drawing/2016/5/11/chartex" xmlns:cx6="http://schemas.microsoft.com/office/drawing/2016/5/12/chartex" xmlns:cx7="http://schemas.microsoft.com/office/drawing/2016/5/13/chartex" xmlns:cx8="http://schemas.microsoft.com/office/drawing/2016/5/14/chartex" xmlns:mc="http://schemas.openxmlformats.org/markup-compatibility/2006" xmlns:aink="http://schemas.microsoft.com/office/drawing/2016/ink" xmlns:am3d="http://schemas.microsoft.com/office/drawing/2017/model3d" xmlns:o="urn:schemas-microsoft-com:office:office" xmlns:oel="http://schemas.microsoft.com/office/2019/extlst" xmlns:r="http://schemas.openxmlformats.org/officeDocument/2006/relationships" xmlns:m="http://schemas.openxmlformats.org/officeDocument/2006/math" xmlns:v="urn:schemas-microsoft-com:vml" xmlns:wp14="http://schemas.microsoft.com/office/word/2010/wordprocessingDrawing" xmlns:wp="http://schemas.openxmlformats.org/drawingml/2006/wordprocessingDrawing" xmlns:w10="urn:schemas-microsoft-com:office:word" xmlns:w="http://schemas.openxmlformats.org/wordprocessingml/2006/main" xmlns:w14="http://schemas.microsoft.com/office/word/2010/wordml" xmlns:w15="http://schemas.microsoft.com/office/word/2012/wordml" xmlns:w16cex="http://schemas.microsoft.com/office/word/2018/wordml/cex" xmlns:w16cid="http://schemas.microsoft.com/office/word/2016/wordml/cid" xmlns:w16="http://schemas.microsoft.com/office/word/2018/wordml" xmlns:w16du="http://schemas.microsoft.com/office/word/2023/wordml/word16du" xmlns:w16sdtdh="http://schemas.microsoft.com/office/word/2020/wordml/sdtdatahash" xmlns:w16se="http://schemas.microsoft.com/office/word/2015/wordml/symex" xmlns:wpg="http://schemas.microsoft.com/office/word/2010/wordprocessingGroup" xmlns:wpi="http://schemas.microsoft.com/office/word/2010/wordprocessingInk" xmlns:wne="http://schemas.microsoft.com/office/word/2006/wordml" xmlns:wps="http://schemas.microsoft.com/office/word/2010/wordprocessingShape" mc:Ignorable="w14 w15 w16se w16cid w16 w16cex w16sdtdh wp14">
   <w:p>
     <w:pPr>
       <w:pStyle w:val="Header"/>
@@ -6780,7 +6648,7 @@
 </file>
 
 <file path=word/numbering.xml><?xml version="1.0" encoding="utf-8"?>
-<w:numbering xmlns:wpc="http://schemas.microsoft.com/office/word/2010/wordprocessingCanvas" xmlns:cx="http://schemas.microsoft.com/office/drawing/2014/chartex" xmlns:cx1="http://schemas.microsoft.com/office/drawing/2015/9/8/chartex" xmlns:cx2="http://schemas.microsoft.com/office/drawing/2015/10/21/chartex" xmlns:cx3="http://schemas.microsoft.com/office/drawing/2016/5/9/chartex" xmlns:cx4="http://schemas.microsoft.com/office/drawing/2016/5/10/chartex" xmlns:cx5="http://schemas.microsoft.com/office/drawing/2016/5/11/chartex" xmlns:cx6="http://schemas.microsoft.com/office/drawing/2016/5/12/chartex" xmlns:cx7="http://schemas.microsoft.com/office/drawing/2016/5/13/chartex" xmlns:cx8="http://schemas.microsoft.com/office/drawing/2016/5/14/chartex" xmlns:mc="http://schemas.openxmlformats.org/markup-compatibility/2006" xmlns:aink="http://schemas.microsoft.com/office/drawing/2016/ink" xmlns:am3d="http://schemas.microsoft.com/office/drawing/2017/model3d" xmlns:o="urn:schemas-microsoft-com:office:office" xmlns:oel="http://schemas.microsoft.com/office/2019/extlst" xmlns:r="http://schemas.openxmlformats.org/officeDocument/2006/relationships" xmlns:m="http://schemas.openxmlformats.org/officeDocument/2006/math" xmlns:v="urn:schemas-microsoft-com:vml" xmlns:wp14="http://schemas.microsoft.com/office/word/2010/wordprocessingDrawing" xmlns:wp="http://schemas.openxmlformats.org/drawingml/2006/wordprocessingDrawing" xmlns:w10="urn:schemas-microsoft-com:office:word" xmlns:w="http://schemas.openxmlformats.org/wordprocessingml/2006/main" xmlns:w14="http://schemas.microsoft.com/office/word/2010/wordml" xmlns:w15="http://schemas.microsoft.com/office/word/2012/wordml" xmlns:w16cex="http://schemas.microsoft.com/office/word/2018/wordml/cex" xmlns:w16cid="http://schemas.microsoft.com/office/word/2016/wordml/cid" xmlns:w16="http://schemas.microsoft.com/office/word/2018/wordml" xmlns:w16du="http://schemas.microsoft.com/office/word/2023/wordml/word16du" xmlns:w16sdtdh="http://schemas.microsoft.com/office/word/2020/wordml/sdtdatahash" xmlns:w16sdtfl="http://schemas.microsoft.com/office/word/2024/wordml/sdtformatlock" xmlns:w16se="http://schemas.microsoft.com/office/word/2015/wordml/symex" xmlns:wpg="http://schemas.microsoft.com/office/word/2010/wordprocessingGroup" xmlns:wpi="http://schemas.microsoft.com/office/word/2010/wordprocessingInk" xmlns:wne="http://schemas.microsoft.com/office/word/2006/wordml" xmlns:wps="http://schemas.microsoft.com/office/word/2010/wordprocessingShape" mc:Ignorable="w14 w15 w16se w16cid w16 w16cex w16sdtdh w16sdtfl w16du wp14">
+<w:numbering xmlns:wpc="http://schemas.microsoft.com/office/word/2010/wordprocessingCanvas" xmlns:cx="http://schemas.microsoft.com/office/drawing/2014/chartex" xmlns:cx1="http://schemas.microsoft.com/office/drawing/2015/9/8/chartex" xmlns:cx2="http://schemas.microsoft.com/office/drawing/2015/10/21/chartex" xmlns:cx3="http://schemas.microsoft.com/office/drawing/2016/5/9/chartex" xmlns:cx4="http://schemas.microsoft.com/office/drawing/2016/5/10/chartex" xmlns:cx5="http://schemas.microsoft.com/office/drawing/2016/5/11/chartex" xmlns:cx6="http://schemas.microsoft.com/office/drawing/2016/5/12/chartex" xmlns:cx7="http://schemas.microsoft.com/office/drawing/2016/5/13/chartex" xmlns:cx8="http://schemas.microsoft.com/office/drawing/2016/5/14/chartex" xmlns:mc="http://schemas.openxmlformats.org/markup-compatibility/2006" xmlns:aink="http://schemas.microsoft.com/office/drawing/2016/ink" xmlns:am3d="http://schemas.microsoft.com/office/drawing/2017/model3d" xmlns:o="urn:schemas-microsoft-com:office:office" xmlns:oel="http://schemas.microsoft.com/office/2019/extlst" xmlns:r="http://schemas.openxmlformats.org/officeDocument/2006/relationships" xmlns:m="http://schemas.openxmlformats.org/officeDocument/2006/math" xmlns:v="urn:schemas-microsoft-com:vml" xmlns:wp14="http://schemas.microsoft.com/office/word/2010/wordprocessingDrawing" xmlns:wp="http://schemas.openxmlformats.org/drawingml/2006/wordprocessingDrawing" xmlns:w10="urn:schemas-microsoft-com:office:word" xmlns:w="http://schemas.openxmlformats.org/wordprocessingml/2006/main" xmlns:w14="http://schemas.microsoft.com/office/word/2010/wordml" xmlns:w15="http://schemas.microsoft.com/office/word/2012/wordml" xmlns:w16cex="http://schemas.microsoft.com/office/word/2018/wordml/cex" xmlns:w16cid="http://schemas.microsoft.com/office/word/2016/wordml/cid" xmlns:w16="http://schemas.microsoft.com/office/word/2018/wordml" xmlns:w16du="http://schemas.microsoft.com/office/word/2023/wordml/word16du" xmlns:w16sdtdh="http://schemas.microsoft.com/office/word/2020/wordml/sdtdatahash" xmlns:w16se="http://schemas.microsoft.com/office/word/2015/wordml/symex" xmlns:wpg="http://schemas.microsoft.com/office/word/2010/wordprocessingGroup" xmlns:wpi="http://schemas.microsoft.com/office/word/2010/wordprocessingInk" xmlns:wne="http://schemas.microsoft.com/office/word/2006/wordml" xmlns:wps="http://schemas.microsoft.com/office/word/2010/wordprocessingShape" mc:Ignorable="w14 w15 w16se w16cid w16 w16cex w16sdtdh wp14">
   <w:abstractNum w:abstractNumId="0" w15:restartNumberingAfterBreak="0">
     <w:nsid w:val="04C07AF7"/>
     <w:multiLevelType w:val="hybridMultilevel"/>
@@ -7298,7 +7166,7 @@
 </file>
 
 <file path=word/styles.xml><?xml version="1.0" encoding="utf-8"?>
-<w:styles xmlns:mc="http://schemas.openxmlformats.org/markup-compatibility/2006" xmlns:r="http://schemas.openxmlformats.org/officeDocument/2006/relationships" xmlns:w="http://schemas.openxmlformats.org/wordprocessingml/2006/main" xmlns:w14="http://schemas.microsoft.com/office/word/2010/wordml" xmlns:w15="http://schemas.microsoft.com/office/word/2012/wordml" xmlns:w16cex="http://schemas.microsoft.com/office/word/2018/wordml/cex" xmlns:w16cid="http://schemas.microsoft.com/office/word/2016/wordml/cid" xmlns:w16="http://schemas.microsoft.com/office/word/2018/wordml" xmlns:w16du="http://schemas.microsoft.com/office/word/2023/wordml/word16du" xmlns:w16sdtdh="http://schemas.microsoft.com/office/word/2020/wordml/sdtdatahash" xmlns:w16sdtfl="http://schemas.microsoft.com/office/word/2024/wordml/sdtformatlock" xmlns:w16se="http://schemas.microsoft.com/office/word/2015/wordml/symex" mc:Ignorable="w14 w15 w16se w16cid w16 w16cex w16sdtdh w16sdtfl w16du">
+<w:styles xmlns:mc="http://schemas.openxmlformats.org/markup-compatibility/2006" xmlns:r="http://schemas.openxmlformats.org/officeDocument/2006/relationships" xmlns:w="http://schemas.openxmlformats.org/wordprocessingml/2006/main" xmlns:w14="http://schemas.microsoft.com/office/word/2010/wordml" xmlns:w15="http://schemas.microsoft.com/office/word/2012/wordml" xmlns:w16cex="http://schemas.microsoft.com/office/word/2018/wordml/cex" xmlns:w16cid="http://schemas.microsoft.com/office/word/2016/wordml/cid" xmlns:w16="http://schemas.microsoft.com/office/word/2018/wordml" xmlns:w16sdtdh="http://schemas.microsoft.com/office/word/2020/wordml/sdtdatahash" xmlns:w16se="http://schemas.microsoft.com/office/word/2015/wordml/symex" mc:Ignorable="w14 w15 w16se w16cid w16 w16cex w16sdtdh">
   <w:docDefaults>
     <w:rPrDefault>
       <w:rPr>
